--- a/zca_theory/zca_vic_논문초안_v2.docx
+++ b/zca_theory/zca_vic_논문초안_v2.docx
@@ -33,7 +33,7 @@
           <w:w w:val="95"/>
           <w:spacing w:val="-15"/>
         </w:rPr>
-        <w:t>형식적 진단, 실측, 그리고 최소 가상비용 처방</w:t>
+        <w:t>형식적 진단과 고정점을 깨는 최소 가상비용</w:t>
       </w:r>
     </w:p>
     <w:p>
@@ -118,7 +118,7 @@
           <w:w w:val="95"/>
           <w:spacing w:val="-9"/>
         </w:rPr>
-        <w:t>표 기반 Monte-Carlo(MC) 제어로 헤즈업 노리밋 홀덤을 학습할 때, 각 행동의 보상을 그 행동의 투자액 비율로 배분하는 비례배분(proportional) 기여도 정형화는 분산을 줄이는 합리적 선택이다. 본 연구는 이 방식이 비용 0 행동(예: CHECK)에 구조적 병리를 남김을 (i) 형식적으로 증명하고, (ii) 실제 학습된 봇에서 측정하며, (iii) 최소 처방으로 완화한다. 이론적으로, 비용 0 행동의 비례 credit은 매 에피소드 정확히 0이므로 그 MC 고정점은 행동의 참값과 무관하게 0에 고정되고, 모든 가용 행동이 음(−)의 기댓값인 노드에서 이 0은 열등한 비용 0 행동을 greedy 정책이 영구히 선택하게 만든다. 우리는 이를 영-기여 흡수(zero-credit absorption, ZCA)로 명명하고 최소 toy MDP에서 증명하며, 이것이 낙관적 초기화의 일시적 흡수와 질적으로 구별됨(영구적·고정점≠참값)을 보인다. 실측에서, 2,048-셀 tabular 봇의 Q(CHECK)는 표준 MC가 −73~+120칩으로 펼쳐지는 데 반해 비례배분에서는 [−0.5, +1.4]칩의 면도날 띠로 붕괴(평균 |Q(CHECK)| 4.48 → 0.065, 약 69배)하여 영-고정점이 실제로 관측된다. 가상비용(VIC)은 이 핀을 푸는 것이 아니라(고정 비율 약 99% 유지) CHECK의 argmax 흡수율을 25.4%→7.8%로 완화하며, 100k×5 정밀평가에서 미학습(OOD) 상대 일반화를 선택적으로 좌우한다. 끝으로, 단일 학습 seed의 한계와 학습-seed 전반에서 일부 효과가 재현되지 않음을 부정적 결과로 정직하게 보고한다.</w:t>
+        <w:t>표 기반 Monte-Carlo(MC) 제어로 헤즈업 노리밋 홀덤을 학습할 때, 각 행동의 보상을 그 행동의 투자액 비율로 배분하는 비례배분(proportional) 기여도 정형화는 분산을 줄이는 합리적 선택이다. 본 연구는 이 방식이 비용 0 행동(예: CHECK)에 구조적 병리를 남김을 증명하고 실측한다. 비용 0 행동의 비례 credit은 매 에피소드 정확히 0이므로 그 MC 고정점은 행동의 참값과 무관하게 0에 고정되고, 모든 가용 행동이 음(−)의 기댓값인 결정점에서 이 0은 열등한 비용 0 행동을 greedy 정책이 영구히 선택하게 한다. 우리는 이를 영-기여 흡수(zero-credit absorption, ZCA)로 명명해 toy MDP에서 증명하며, 낙관적 초기화의 일시적 흡수와 질적으로 구별됨(영구적·고정점≠참값)을 보인다. 실측에서, 2,048-셀 봇의 Q(CHECK)는 표준 MC가 −73~+120칩으로 펼쳐지는 데 반해 비례배분에서는 정확히 0에 붕괴(평균 |Q(CHECK)| 4.48 → 0.00)하여 영-고정점이 직접 관측된다. 처방으로, 비용 0 행동에 무시 가능한 가상비용(virtual information cost, VIC)을 부여하면 그 고정점이 깨져 Q(CHECK)가 0에서 떨어지고(0.00 → 0.11–0.15) CHECK가 공격 행동을 흡수하는 비율이 감소한다. 다만 1칩 가상비용은 본문에서 유도한 임계 ε_min에 미달하여 효과가 부분적(약 4–6%p)이며, 충분한 임계비용 설정은 후속 과제다. 끝으로, 평가에서 발견한 credit-배분 구현 인공물과 그것이 단일 학습 seed와 결합해 만든 허위 일반화 신호를 방법론적 부정적 결과로 정직하게 보고한다.</w:t>
       </w:r>
     </w:p>
     <w:p>
@@ -145,7 +145,7 @@
           <w:w w:val="95"/>
           <w:spacing w:val="-9"/>
         </w:rPr>
-        <w:t>강화학습, Monte-Carlo 제어, 기여도 배분, 보상 형성, 영-기여 흡수, 분포 외 일반화, tabular Q-learning, 헤즈업 노리밋 홀덤</w:t>
+        <w:t>강화학습, Monte-Carlo 제어, 기여도 배분, 보상 형성, 영-기여 흡수, 고정점, tabular Q-learning, 헤즈업 노리밋 홀덤</w:t>
       </w:r>
     </w:p>
     <w:p>
@@ -158,11 +158,11 @@
           <w:rFonts w:ascii="신명조" w:hAnsi="신명조" w:eastAsia="신명조"/>
           <w:b/>
           <w:i w:val="0"/>
-          <w:sz w:val="24"/>
+          <w:sz w:val="23"/>
           <w:w w:val="95"/>
           <w:spacing w:val="-12"/>
         </w:rPr>
-        <w:t>Zero-Credit Absorption under Proportional Credit Assignment: Formal Diagnosis,</w:t>
+        <w:t>Zero-Credit Absorption under Proportional Credit Assignment: A Formal Diagnosis and a</w:t>
       </w:r>
     </w:p>
     <w:p>
@@ -175,11 +175,11 @@
           <w:rFonts w:ascii="신명조" w:hAnsi="신명조" w:eastAsia="신명조"/>
           <w:b/>
           <w:i w:val="0"/>
-          <w:sz w:val="24"/>
+          <w:sz w:val="23"/>
           <w:w w:val="95"/>
           <w:spacing w:val="-12"/>
         </w:rPr>
-        <w:t>Measurement, and a Minimal Virtual-Cost Remedy — A Case Study in Tabular MC Hold'em</w:t>
+        <w:t>Minimal Virtual Cost that Breaks the Fixed Point — A Case Study in Tabular MC Hold'em</w:t>
       </w:r>
     </w:p>
     <w:p>
@@ -247,7 +247,7 @@
           <w:w w:val="95"/>
           <w:spacing w:val="-9"/>
         </w:rPr>
-        <w:t>In tabular Monte-Carlo (MC) control for heads-up no-limit Texas hold'em, assigning each action a share of the terminal payoff proportional to its invested chips—proportional credit assignment—is a reasonable variance-reduction choice. We show it leaves a structural pathology for zero-cost actions (e.g., CHECK) by (i) proving it, (ii) measuring it in a trained agent, and (iii) mitigating it with a minimal remedy. Theoretically, a zero-cost action's proportional credit is exactly zero every episode, so its MC fixed point is pinned to zero regardless of true value; where all actions have negative expected value, this zero makes a greedy policy permanently select the inferior zero-cost action. We name this Zero-Credit Absorption (ZCA), prove it in a minimal toy MDP, and show it is distinct from the transient absorption of optimistic initialization (permanent; fixed point ≠ true value). Empirically, in a 2,048-cell agent the learned Q(CHECK) spans −73 to +120 chips under standard MC but collapses to a razor band of [−0.5, +1.4] chips under proportional credit (mean |Q(CHECK)| 4.48 → 0.065, ≈69×). A Virtual Information Cost (VIC) does not unpin this value (≈99% remains pinned) but reduces CHECK's argmax-absorption from 25.4% to 7.8%, and in 100k×5 evaluation it selectively governs generalization to unseen (OOD) opponents. We honestly report, as a negative result, the single-training-seed limitation and the non-reproducibility of some effects across seeds.</w:t>
+        <w:t>In tabular Monte-Carlo (MC) control for heads-up no-limit Texas hold'em, assigning each action a share of the terminal payoff proportional to its invested chips—proportional credit assignment—is a reasonable variance-reduction choice. We prove and measure a structural pathology it leaves for zero-cost actions (e.g., CHECK): their proportional credit is exactly zero every episode, so the MC fixed point is pinned to zero regardless of true value, and where all actions have negative expected value this zero makes a greedy policy permanently select the inferior zero-cost action. We name this Zero-Credit Absorption (ZCA), prove it in a toy MDP, and show it is distinct from the transient absorption of optimistic initialization (permanent; fixed point ≠ true value). Empirically, in a 2,048-cell agent Q(CHECK) spans −73 to +120 chips under standard MC but collapses exactly to zero under proportional credit (mean |Q(CHECK)| 4.48 → 0.00). As a remedy, a negligible Virtual Information Cost (VIC) breaks the fixed point so Q(CHECK) leaves zero (0.00 → 0.11–0.15) and CHECK's absorption of aggressive actions drops; however a one-chip cost is below the threshold ε_min we derive, so the effect is partial (~4–6 pp), and tuning a sufficient cost is left as future work. We also honestly report, as a methodological negative result, a credit-assignment implementation artifact (equal split of all-zero-invest episodes) that, with a single training seed, produced a spurious generalization signal.</w:t>
       </w:r>
     </w:p>
     <w:p>
@@ -274,7 +274,7 @@
           <w:w w:val="95"/>
           <w:spacing w:val="-9"/>
         </w:rPr>
-        <w:t>reinforcement learning, Monte-Carlo control, credit assignment, reward shaping, zero-credit absorption, out-of-distribution generalization, tabular Q-learning, heads-up no-limit hold'em</w:t>
+        <w:t>reinforcement learning, Monte-Carlo control, credit assignment, reward shaping, zero-credit absorption, fixed point, tabular Q-learning, heads-up no-limit hold'em</w:t>
       </w:r>
     </w:p>
     <w:p>
@@ -318,7 +318,7 @@
           <w:w w:val="95"/>
           <w:spacing w:val="-9"/>
         </w:rPr>
-        <w:t>표 기반 강화학습은 함수근사의 블랙박스 효과 없이 학습 동역학을 단일변수로 통제·관찰할 수 있어, "무엇이 학습 안정성과 분포 강건성을 결정하는가"를 규명하는 데 유용한 실험 환경을 제공한다. 본 연구의 무대는 헤즈업 노리밋 홀덤을 순수 tabular Monte-Carlo로 학습하는 환경이며, 목적은 강한 봇이 아니라 구조적 기여도 배분이 남기는 측정 가능한 병리의 진단이다.</w:t>
+        <w:t>표 기반 강화학습은 함수근사의 블랙박스 효과 없이 학습 동역학을 단일변수로 통제·관찰할 수 있다. 본 연구의 무대는 헤즈업 노리밋 홀덤을 순수 tabular Monte-Carlo로 학습하는 환경이며, 목적은 강한 봇이 아니라 구조적 기여도 배분이 남기는 측정 가능한 병리의 진단과 그 최소 처방이다.</w:t>
       </w:r>
     </w:p>
     <w:p>
@@ -335,7 +335,7 @@
           <w:w w:val="95"/>
           <w:spacing w:val="-9"/>
         </w:rPr>
-        <w:t>Monte-Carlo 제어에서 종단 보상을 행동에 배분하는 방식은 학습 신호의 분산·편향을 좌우한다. 표준 Monte-Carlo는 편향이 없지만 분산이 크고, 자연스러운 대안은 각 행동이 판돈에 투입한 금액의 비율로 보상을 나누는 비례배분(proportional)이다. 그러나 본 연구는 이 합리적 선택이 비용 0 행동(투자액 0, 대표적으로 CHECK)에 구조적 함정을 내포함을 보인다. 비용 0 행동의 비례 credit은 분자가 0이라 항상 0이고, 그 가치 추정의 고정점은 실제 기댓값과 무관하게 0에 고정된다. 이 0은 음의 값으로 올바르게 학습된 다른 행동들보다 높아 보여, greedy 정책이 열등한 비용 0 행동을 영구히 선택한다.</w:t>
+        <w:t>Monte-Carlo 제어에서 종단 보상을 행동에 배분하는 방식은 학습 신호의 분산·편향을 좌우한다. 표준 Monte-Carlo는 편향이 없지만 분산이 크고, 자연스러운 대안은 각 행동이 판돈에 투입한 금액의 비율로 보상을 나누는 비례배분(proportional)이다. 그러나 비용 0 행동(투자액 0, 대표적으로 CHECK)의 비례 credit은 분자가 0이라 항상 0이고, 그 가치 추정의 고정점은 실제 기댓값과 무관하게 0에 고정된다. 이 0은 음의 값으로 올바르게 학습된 공격 행동들보다 높아 보여, greedy 정책이 열등한 CHECK를 영구히 선택한다.</w:t>
       </w:r>
     </w:p>
     <w:p>
@@ -352,7 +352,7 @@
           <w:w w:val="95"/>
           <w:spacing w:val="-9"/>
         </w:rPr>
-        <w:t>본 논문의 기여는 세 축으로 구성된다. (1) 이론 — 위 현상을 영-기여 흡수(ZCA)로 명명하고 최소 toy MDP에서 영-고정점과 흡수를 형식적으로 증명하며(3장), 낙관적 초기화와 고정점 수준에서 질적으로 구별됨을 보인다. (2) 처방 — 비용 0 행동에 무시 가능한 가상비용(VIC)을 부여하는 최소 개입과 그 임계를 유도하고, 무정보 노이즈·동점 처리가 본 흡수의 등가물이 아님을 보인다(4장). (3) 실측 — 실제 2,048-셀 tabular 봇에서 ZCA를 측정한다(5장): Q(CHECK)의 영-고정점(약 69배 붕괴), VIC의 흡수 완화(25.4%→7.8%), 미학습(OOD) 상대 일반화와의 연관, 학습-seed 취약성의 정직한 부정적 결과.</w:t>
+        <w:t>본 논문의 기여는 (1) 진단 — ZCA를 toy MDP에서 증명하고(3장) 실제 2,048-셀 봇에서 Q(CHECK)의 영-고정점을 측정한다(5장); (2) 처방 — 비용 0 행동에 무시 가능한 가상비용(VIC)을 부여해 그 고정점을 깨는 최소 개입과 작동에 필요한 임계 가상비용을 유도하며(4장), 1칩 개입이 고정점을 깨되 임계 미달이라 부분적임을 측정한다(5장); (3) 방법론 — 평가에서 발견한 credit-배분 구현 인공물과 그것이 만든 허위 신호를 정직하게 보고한다(6장). 본 연구의 가치는 성능이 아니라, 구조적 기여도 배분의 병리를 증명·측정하고 처방의 작동·한계를 정직하게 드러낸 데 있다.</w:t>
       </w:r>
     </w:p>
     <w:p>
@@ -386,24 +386,7 @@
           <w:w w:val="95"/>
           <w:spacing w:val="-9"/>
         </w:rPr>
-        <w:t>ZCA를 이루는 부품은 인접 문헌에 모두 존재하나, 본 연구는 그 부호를 뒤집어 같은 구조를 실패 모드로 진단한다. 협력게임 이론의 Shapley value[3] 및 Shapley Q-value[4]는 null-player 공리(한계 기여 0 → 배분 0)를 공정성의 바람직한 성질로 둔다 — 본 연구의 "비용 0 → credit 0"은 그 정확한 대응물이나 진단의 방향이 반대다. 같은 직관은 difference rewards[1]·COMA[2]에도 깔려 있다. RUDDER[5]는 return-equivalent 재분배가 최적 정책을 보존함을 보이는데, 비례배분은 비용 0 행동에 대해 return-equivalent가 아니며 ZCA는 정확히 그 비등가 영역에서 발생한다(보존 정리의 대우).</w:t>
-      </w:r>
-    </w:p>
-    <w:p>
-      <w:pPr>
-        <w:spacing w:after="120" w:before="0" w:line="384" w:lineRule="auto"/>
-        <w:jc w:val="both"/>
-      </w:pPr>
-      <w:r>
-        <w:rPr>
-          <w:rFonts w:ascii="신명조" w:hAnsi="신명조" w:eastAsia="신명조"/>
-          <w:b w:val="0"/>
-          <w:i w:val="0"/>
-          <w:sz w:val="18"/>
-          <w:w w:val="95"/>
-          <w:spacing w:val="-9"/>
-        </w:rPr>
-        <w:t>처방 측면에서 VIC는 potential-based reward shaping(PBRS)이 Q-value 초기화와 등가[6][7]인 틀 안에 위치한다. 다만 "비용 0(no-op) 행동에 선택적·음·credit 기반 가상비용을 부여해 영-고정 흡수를 깬다"는 처방을 명시한 선행은 확인되지 않았고, 의도상 가장 가까운 action-penalty[8]는 모든 행동에 일률적이라 선택적이지 않다. 미방문/낙관적 0이 음수 행동을 일시적으로 흡수하는 현상은 잘 알려져 있고 비관적 초기화의 영구 미선택도 정식화되어 있으나[9], 이는 초기화·보상값 기인으로 비례 credit이 구조적으로 0을 생성하는 본 연구의 영-기여 흡수와 기제가 다르다. 단일 seed의 결과 오도 위험은 재현성 문헌[10][11][12]이 확립했으며, 본 연구는 이를 5장에서 부정적 결과로 보고한다.</w:t>
+        <w:t>ZCA를 이루는 부품은 인접 문헌에 모두 존재하나, 본 연구는 그 부호를 뒤집어 같은 구조를 실패 모드로 진단한다. 협력게임 이론의 Shapley value[3]·Shapley Q-value[4]는 null-player 공리(한계 기여 0 → 배분 0)를 공정성의 바람직한 성질로 둔다 — 본 연구의 "비용 0 → credit 0"은 그 대응물이나 진단 방향이 반대다. 같은 직관은 difference rewards[1]·COMA[2]에도 깔려 있다. RUDDER[5]는 return-equivalent 재분배가 최적 정책을 보존함을 보이는데, 비례배분은 비용 0 행동에 대해 return-equivalent가 아니며 ZCA는 그 비등가 영역에서 발생한다(보존 정리의 대우). VIC는 PBRS가 Q-value 초기화와 등가[6][7]인 틀 안에 위치하나, "비용 0 행동에 선택적·음·credit 기반 가상비용을 부여해 영-고정 흡수를 깬다"는 처방의 선행은 확인되지 않았고, 가장 가까운 action-penalty[8]는 모든 행동에 일률적이라 선택적이지 않다. 미방문/낙관적 0의 일시적 흡수[9]는 초기화 기인으로 본 연구의 구조적 0-생성과 기제가 다르다. 단일 seed 오도 위험은 재현성 문헌[10][11][12]이 확립했으며 본 연구는 6장에서 직접 보고한다.</w:t>
       </w:r>
     </w:p>
     <w:p>
@@ -425,7 +408,7 @@
     </w:p>
     <w:p>
       <w:pPr>
-        <w:spacing w:after="120" w:before="0" w:line="384" w:lineRule="auto"/>
+        <w:spacing w:after="80" w:before="0" w:line="384" w:lineRule="auto"/>
         <w:jc w:val="both"/>
       </w:pPr>
       <w:r>
@@ -437,7 +420,7 @@
           <w:w w:val="95"/>
           <w:spacing w:val="-9"/>
         </w:rPr>
-        <w:t>문제 설정(toy MDP). 결정 상태 s에서 행동 a₁을 한 번 선택한다. 각 행동은 투자액 inv(a₁)≥0을 가지며 비용 0 행동(CHECK)은 inv=0이다. 선택 후 궤적은 투자액 c&gt;0인 후속 행동을 적어도 하나 포함하고 종단 보상 P로 끝난다(γ=1, 종단 보상만). μ(a₁):=E[P|a₁]로 두면 참값은 q*(s,a₁)=μ(a₁)이다. 세 배분 방식의 행동별 return은 &lt;Table 1&gt;과 같고, MC 업데이트 Q←Q+α(R−Q)의 고정점은 E[R]이다.</w:t>
+        <w:t>문제 설정(toy MDP). 결정 상태 s에서 행동 a₁을 한 번 선택한다. 각 행동은 투자액 inv(a₁)≥0을 가지며 비용 0 행동(CHECK)은 inv=0이다. 선택 후 궤적은 투자액 c&gt;0인 후속 행동을 적어도 하나 포함하고 종단 보상 P로 끝난다(γ=1). μ(a₁):=E[P|a₁]로 두면 참값은 q*(s,a₁)=μ(a₁)이다.</w:t>
       </w:r>
     </w:p>
     <w:p>
@@ -673,7 +656,7 @@
           <w:w w:val="95"/>
           <w:spacing w:val="-9"/>
         </w:rPr>
-        <w:t>Lemma 1 (표준 MC의 일치성). Q_std(s,a₁) → μ(a₁) = q*(s,a₁). 증명. R=P이므로 고정점은 E[P|a₁]=μ(a₁). ∎</w:t>
+        <w:t>Lemma 1 (표준 MC). Q_std(s,a₁) → μ(a₁) = q*(s,a₁).</w:t>
       </w:r>
     </w:p>
     <w:p>
@@ -690,7 +673,7 @@
           <w:w w:val="95"/>
           <w:spacing w:val="-9"/>
         </w:rPr>
-        <w:t>Lemma 2 (비용 0 행동의 영-고정점). Q_prop(s,CHECK)=(0/(0+c))·μ(CHECK)=0 (∀ μ(CHECK)). 증명. CHECK는 분자가 0. ∎  CHECK의 고정점은 참값과 무관하게 0이며, R≡0이라 표본 분산도 0인 구조적 고정점(초기화 잔재 아님)이다. 비용&gt;0 행동은 μ를 inv/(inv+c)&lt;1로 수축하되 부호를 보존한다 — 이 비대칭이 ZCA의 핵심이다.</w:t>
+        <w:t>Lemma 2 (영-고정점). Q_prop(s,CHECK)=[0/(0+c)]·μ(CHECK)=0 (∀ μ(CHECK)). CHECK의 고정점은 참값과 무관하게 0이며, R≡0이라 표본 분산도 0인 구조적 고정점이다(초기화 잔재 아님).</w:t>
       </w:r>
     </w:p>
     <w:p>
@@ -707,7 +690,92 @@
           <w:w w:val="95"/>
           <w:spacing w:val="-9"/>
         </w:rPr>
-        <w:t>Theorem (영-고정점에 의한 흡수). q*(CHECK)=μ_C &lt; μ_B=q*(BET)이고 μ_B&lt;0이면(BET이 낫지만 둘 다 −EV), 비례배분 greedy는 열등한 CHECK를, 표준 MC greedy는 최적 BET을 선택한다. 증명. Q_prop(CHECK)=0 &gt; [b/(b+c)]·μ_B=Q_prop(BET)이나 μ_C&lt;μ_B이므로 CHECK는 열등. 표준 MC는 Q=μ이므로 BET 선택. ∎  적용 범위(중요): 흡수는 덜 나쁜 대안조차 −EV일 때만 발생한다 — 어떤 행동이 +EV이면 정상 선택되므로, ZCA가 손상시키는 것은 "모든 가용 행동이 −EV인 노드에서 덜 나쁜 것을 고르는 능력"뿐이다.</w:t>
+        <w:t>Theorem (흡수). q*(CHECK)=μ_C &lt; μ_B=q*(BET)이고 μ_B&lt;0이면, 비례배분 greedy는 열등한 CHECK를(0 &gt; [b/(b+c)]μ_B), 표준 MC는 최적 BET을 선택한다. 적용 범위: 흡수는 더 나은 대안조차 −EV일 때만 발생한다(어떤 행동이 +EV이면 정상 선택).</w:t>
+      </w:r>
+    </w:p>
+    <w:p>
+      <w:pPr>
+        <w:spacing w:after="120" w:before="0" w:line="384" w:lineRule="auto"/>
+        <w:jc w:val="both"/>
+      </w:pPr>
+      <w:r>
+        <w:rPr>
+          <w:rFonts w:ascii="신명조" w:hAnsi="신명조" w:eastAsia="신명조"/>
+          <w:b w:val="0"/>
+          <w:i w:val="0"/>
+          <w:sz w:val="18"/>
+          <w:w w:val="95"/>
+          <w:spacing w:val="-9"/>
+        </w:rPr>
+        <w:t>Proposition 1 (낙관적 초기화와의 구분). 0-초기화의 0-선호는 충분한 방문 후 Q→μ로 소거되어 일시적·고정점=참값이나(Lemma 1), Q_prop(CHECK)=0은 수렴 후에도 유지되는 고정점이며 참값과 다르다(Lemma 2). 즉 낙관적 초기화는 "아직 학습 못 해서"(일시적), ZCA는 "구조적으로 학습 불가라서"(영구)이다.</w:t>
+      </w:r>
+    </w:p>
+    <w:p>
+      <w:pPr>
+        <w:spacing w:after="240" w:before="120" w:line="312" w:lineRule="auto"/>
+        <w:jc w:val="center"/>
+      </w:pPr>
+      <w:r>
+        <w:rPr>
+          <w:rFonts w:ascii="신명조" w:hAnsi="신명조" w:eastAsia="신명조"/>
+          <w:b/>
+          <w:i w:val="0"/>
+          <w:sz w:val="24"/>
+          <w:w w:val="95"/>
+          <w:spacing w:val="-12"/>
+        </w:rPr>
+        <w:t>4. VIC: 고정점을 깨는 최소 가상비용과 임계</w:t>
+      </w:r>
+    </w:p>
+    <w:p>
+      <w:pPr>
+        <w:spacing w:after="120" w:before="0" w:line="384" w:lineRule="auto"/>
+        <w:jc w:val="both"/>
+      </w:pPr>
+      <w:r>
+        <w:rPr>
+          <w:rFonts w:ascii="신명조" w:hAnsi="신명조" w:eastAsia="신명조"/>
+          <w:b w:val="0"/>
+          <w:i w:val="0"/>
+          <w:sz w:val="18"/>
+          <w:w w:val="95"/>
+          <w:spacing w:val="-9"/>
+        </w:rPr>
+        <w:t>Proposition 2 (VIC와 임계). CHECK에 가상 투자 ε&gt;0을 주면 Q_vic(CHECK)=[ε/(ε+c)]·μ_C로 고정점이 0에서 떨어진다. Theorem 설정에서 greedy가 BET을 선택할 필요충분조건은 k:=[b/(b+c)](μ_B/μ_C)∈(0,1)에 대해 ε &gt; ε_min = k·c/(1−k)이다. 즉 VIC는 크기 무관하게 고정점을 깨지만, 흡수를 실제로 해소하려면 ε이 임계를 넘어야 한다. 임계 미달이면 Q_vic(CHECK)≈0으로 흡수가 잔존한다 — 이 점이 5장 실측(1칩=부분 효과)을 예측한다.</w:t>
+      </w:r>
+    </w:p>
+    <w:p>
+      <w:pPr>
+        <w:spacing w:after="120" w:before="0" w:line="384" w:lineRule="auto"/>
+        <w:jc w:val="both"/>
+      </w:pPr>
+      <w:r>
+        <w:rPr>
+          <w:rFonts w:ascii="신명조" w:hAnsi="신명조" w:eastAsia="신명조"/>
+          <w:b w:val="0"/>
+          <w:i w:val="0"/>
+          <w:sz w:val="18"/>
+          <w:w w:val="95"/>
+          <w:spacing w:val="-9"/>
+        </w:rPr>
+        <w:t>탈출 메커니즘 비교. 비례배분 위 처방 중 tie-break·무정보 노이즈는 strict 흡수(0 &gt; 음수, 부등식이지 동률 아님)를 탈출하지 못한다(노이즈는 고정점 0 불변, tie-break은 미발동). VIC와 고정 페널티만 고정점을 옮기며, VIC의 고정점만 참값 μ_C에 연동(informed)된다.</w:t>
+      </w:r>
+    </w:p>
+    <w:p>
+      <w:pPr>
+        <w:spacing w:after="240" w:before="120" w:line="312" w:lineRule="auto"/>
+        <w:jc w:val="center"/>
+      </w:pPr>
+      <w:r>
+        <w:rPr>
+          <w:rFonts w:ascii="신명조" w:hAnsi="신명조" w:eastAsia="신명조"/>
+          <w:b/>
+          <w:i w:val="0"/>
+          <w:sz w:val="24"/>
+          <w:w w:val="95"/>
+          <w:spacing w:val="-12"/>
+        </w:rPr>
+        <w:t>5. 실제 MDP에서의 측정</w:t>
       </w:r>
     </w:p>
     <w:p>
@@ -724,58 +792,24 @@
           <w:w w:val="95"/>
           <w:spacing w:val="-9"/>
         </w:rPr>
-        <w:t>Proposition 1 (낙관적 초기화와의 구분). Q를 0으로 초기화한 표준 MC에서 미방문 행동의 0-선호는 충분한 방문 후 Q→μ로 소거되어 일시적이며 고정점은 참값이다(Lemma 1). 대조적으로 Q_prop(CHECK)=0은 수렴 후에도 유지되는 고정점이며 참값과 다르다(Lemma 2). 즉 표면("0이 음수를 흡수")은 같으나 낙관적 초기화는 "아직 학습 못 해서"(일시적, 고정점=참값), ZCA는 "구조적으로 학습 불가라서"(영구, 고정점=0≠참값)이다.</w:t>
+        <w:t>모든 수치는 학습된 Q-table 직접 진단(analyze_qcheck.py) 또는 100k×5 평가에서 얻었다. 환경: (라운드 × 포지션 × 핸드 버킷 × 직전 행동) 2,048-셀 추상화, 8 행동, softmax 탐색, 2M 에피소드, 5종 페르소나(TAG/LAG/Maniac/Station/Nit) 학습 상대. mbb/g = payoff×500.</w:t>
       </w:r>
     </w:p>
     <w:p>
       <w:pPr>
-        <w:spacing w:after="120" w:before="0" w:line="384" w:lineRule="auto"/>
-        <w:jc w:val="both"/>
-      </w:pPr>
-      <w:r>
-        <w:rPr>
-          <w:rFonts w:ascii="신명조" w:hAnsi="신명조" w:eastAsia="신명조"/>
-          <w:b w:val="0"/>
-          <w:i w:val="0"/>
-          <w:sz w:val="18"/>
-          <w:w w:val="95"/>
-          <w:spacing w:val="-9"/>
-        </w:rPr>
-        <w:t>확장(향후 과제). 후속 투자 c를 궤적마다 변하는 확률변수로, 결정점을 다단계로 일반화해도 비용 0 행동의 credit은 매 실현에서 0이므로 영-고정점은 유지된다. 다단계에서는 CHECK의 참 연속가치가 클 수 있어(팟 컨트롤·트랩 등) 핀 오차가 더 커지며, 이는 5장에서 관측된 정책의 수동화와 정합한다.</w:t>
-      </w:r>
-    </w:p>
-    <w:p>
-      <w:pPr>
-        <w:spacing w:after="240" w:before="120" w:line="312" w:lineRule="auto"/>
-        <w:jc w:val="center"/>
+        <w:spacing w:after="80" w:before="120" w:line="312" w:lineRule="auto"/>
+        <w:jc w:val="left"/>
       </w:pPr>
       <w:r>
         <w:rPr>
           <w:rFonts w:ascii="신명조" w:hAnsi="신명조" w:eastAsia="신명조"/>
           <w:b/>
           <w:i w:val="0"/>
-          <w:sz w:val="24"/>
+          <w:sz w:val="20"/>
           <w:w w:val="95"/>
-          <w:spacing w:val="-12"/>
+          <w:spacing w:val="-10"/>
         </w:rPr>
-        <w:t>4. VIC: 임계 가상비용과 탈출 메커니즘 비교</w:t>
-      </w:r>
-    </w:p>
-    <w:p>
-      <w:pPr>
-        <w:spacing w:after="120" w:before="0" w:line="384" w:lineRule="auto"/>
-        <w:jc w:val="both"/>
-      </w:pPr>
-      <w:r>
-        <w:rPr>
-          <w:rFonts w:ascii="신명조" w:hAnsi="신명조" w:eastAsia="신명조"/>
-          <w:b w:val="0"/>
-          <w:i w:val="0"/>
-          <w:sz w:val="18"/>
-          <w:w w:val="95"/>
-          <w:spacing w:val="-9"/>
-        </w:rPr>
-        <w:t>Proposition 2 (VIC 복원과 임계). CHECK에 가상 투자 ε&gt;0을 주면 Q_vic(CHECK)=[ε/(ε+c)]·μ_C이다. Theorem 설정에서 greedy가 BET을 선택할 필요충분조건은 [b/(b+c)]·μ_B &gt; [ε/(ε+c)]·μ_C이고, μ_C&lt;0이므로 k := [b/(b+c)]·(μ_B/μ_C) ∈ (0,1)에 대해  ε &gt; ε_min = k·c / (1−k).  ε이 임계를 넘으면 Q_vic(CHECK)가 음으로 내려가 복원된다. 핵심은 VIC가 부여하는 값이 참값 μ_C에 연동(informed)된다는 점이다.</w:t>
+        <w:t>5.1 ZCA 지문 — Q(CHECK)의 영-고정점</w:t>
       </w:r>
     </w:p>
     <w:p>
@@ -792,7 +826,7 @@
           <w:w w:val="95"/>
           <w:spacing w:val="-9"/>
         </w:rPr>
-        <w:t>탈출 메커니즘 통제비교(&lt;Table 2&gt;). 비례배분 위에 VIC, 무정보 노이즈(결정 시 N(0,σ²) 가산), tie-break(정확히 동률일 때만 CHECK 후순위), 고정 페널티(−κ)를 얹어 비교한다.</w:t>
+        <w:t>표준 MC(PURE)와 비례배분(PROP)으로 학습한 Q(CHECK)의 분포(&lt;Table 2&gt;):</w:t>
       </w:r>
     </w:p>
     <w:p>
@@ -809,1485 +843,7 @@
           <w:w w:val="95"/>
           <w:spacing w:val="-9"/>
         </w:rPr>
-        <w:t>&lt;Table 2&gt; 탈출 메커니즘 비교 / Escape-mechanism comparison (μ_C=−5, μ_B=−1, b=c=1)</w:t>
-      </w:r>
-    </w:p>
-    <w:tbl>
-      <w:tblPr>
-        <w:tblStyle w:val="TableGrid"/>
-        <w:tblW w:type="auto" w:w="0"/>
-        <w:jc w:val="center"/>
-        <w:tblLook w:firstColumn="1" w:firstRow="1" w:lastColumn="0" w:lastRow="0" w:noHBand="0" w:noVBand="1" w:val="04A0"/>
-      </w:tblPr>
-      <w:tblGrid>
-        <w:gridCol w:w="1728"/>
-        <w:gridCol w:w="1728"/>
-        <w:gridCol w:w="1728"/>
-        <w:gridCol w:w="1728"/>
-        <w:gridCol w:w="1728"/>
-      </w:tblGrid>
-      <w:tr>
-        <w:tc>
-          <w:tcPr>
-            <w:tcW w:type="dxa" w:w="1728"/>
-          </w:tcPr>
-          <w:p>
-            <w:pPr>
-              <w:spacing w:line="276" w:lineRule="auto"/>
-              <w:jc w:val="center"/>
-            </w:pPr>
-            <w:r>
-              <w:rPr>
-                <w:rFonts w:ascii="신명조" w:hAnsi="신명조" w:eastAsia="신명조"/>
-                <w:b/>
-                <w:i w:val="0"/>
-                <w:sz w:val="17"/>
-                <w:w w:val="95"/>
-                <w:spacing w:val="-8"/>
-              </w:rPr>
-              <w:t>메커니즘</w:t>
-            </w:r>
-          </w:p>
-        </w:tc>
-        <w:tc>
-          <w:tcPr>
-            <w:tcW w:type="dxa" w:w="1728"/>
-          </w:tcPr>
-          <w:p>
-            <w:pPr>
-              <w:spacing w:line="276" w:lineRule="auto"/>
-              <w:jc w:val="center"/>
-            </w:pPr>
-            <w:r>
-              <w:rPr>
-                <w:rFonts w:ascii="신명조" w:hAnsi="신명조" w:eastAsia="신명조"/>
-                <w:b/>
-                <w:i w:val="0"/>
-                <w:sz w:val="17"/>
-                <w:w w:val="95"/>
-                <w:spacing w:val="-8"/>
-              </w:rPr>
-              <w:t>Q(CHECK)</w:t>
-            </w:r>
-          </w:p>
-        </w:tc>
-        <w:tc>
-          <w:tcPr>
-            <w:tcW w:type="dxa" w:w="1728"/>
-          </w:tcPr>
-          <w:p>
-            <w:pPr>
-              <w:spacing w:line="276" w:lineRule="auto"/>
-              <w:jc w:val="center"/>
-            </w:pPr>
-            <w:r>
-              <w:rPr>
-                <w:rFonts w:ascii="신명조" w:hAnsi="신명조" w:eastAsia="신명조"/>
-                <w:b/>
-                <w:i w:val="0"/>
-                <w:sz w:val="17"/>
-                <w:w w:val="95"/>
-                <w:spacing w:val="-8"/>
-              </w:rPr>
-              <w:t>Q(BET)</w:t>
-            </w:r>
-          </w:p>
-        </w:tc>
-        <w:tc>
-          <w:tcPr>
-            <w:tcW w:type="dxa" w:w="1728"/>
-          </w:tcPr>
-          <w:p>
-            <w:pPr>
-              <w:spacing w:line="276" w:lineRule="auto"/>
-              <w:jc w:val="center"/>
-            </w:pPr>
-            <w:r>
-              <w:rPr>
-                <w:rFonts w:ascii="신명조" w:hAnsi="신명조" w:eastAsia="신명조"/>
-                <w:b/>
-                <w:i w:val="0"/>
-                <w:sz w:val="17"/>
-                <w:w w:val="95"/>
-                <w:spacing w:val="-8"/>
-              </w:rPr>
-              <w:t>P(pick BET)</w:t>
-            </w:r>
-          </w:p>
-        </w:tc>
-        <w:tc>
-          <w:tcPr>
-            <w:tcW w:type="dxa" w:w="1728"/>
-          </w:tcPr>
-          <w:p>
-            <w:pPr>
-              <w:spacing w:line="276" w:lineRule="auto"/>
-              <w:jc w:val="center"/>
-            </w:pPr>
-            <w:r>
-              <w:rPr>
-                <w:rFonts w:ascii="신명조" w:hAnsi="신명조" w:eastAsia="신명조"/>
-                <w:b/>
-                <w:i w:val="0"/>
-                <w:sz w:val="17"/>
-                <w:w w:val="95"/>
-                <w:spacing w:val="-8"/>
-              </w:rPr>
-              <w:t>판정</w:t>
-            </w:r>
-          </w:p>
-        </w:tc>
-      </w:tr>
-      <w:tr>
-        <w:tc>
-          <w:tcPr>
-            <w:tcW w:type="dxa" w:w="1728"/>
-          </w:tcPr>
-          <w:p>
-            <w:pPr>
-              <w:spacing w:line="276" w:lineRule="auto"/>
-              <w:jc w:val="center"/>
-            </w:pPr>
-            <w:r>
-              <w:rPr>
-                <w:rFonts w:ascii="신명조" w:hAnsi="신명조" w:eastAsia="신명조"/>
-                <w:b w:val="0"/>
-                <w:i w:val="0"/>
-                <w:sz w:val="17"/>
-                <w:w w:val="95"/>
-                <w:spacing w:val="-8"/>
-              </w:rPr>
-              <w:t>표준 MC (대조)</w:t>
-            </w:r>
-          </w:p>
-        </w:tc>
-        <w:tc>
-          <w:tcPr>
-            <w:tcW w:type="dxa" w:w="1728"/>
-          </w:tcPr>
-          <w:p>
-            <w:pPr>
-              <w:spacing w:line="276" w:lineRule="auto"/>
-              <w:jc w:val="center"/>
-            </w:pPr>
-            <w:r>
-              <w:rPr>
-                <w:rFonts w:ascii="신명조" w:hAnsi="신명조" w:eastAsia="신명조"/>
-                <w:b w:val="0"/>
-                <w:i w:val="0"/>
-                <w:sz w:val="17"/>
-                <w:w w:val="95"/>
-                <w:spacing w:val="-8"/>
-              </w:rPr>
-              <w:t>−5.0</w:t>
-            </w:r>
-          </w:p>
-        </w:tc>
-        <w:tc>
-          <w:tcPr>
-            <w:tcW w:type="dxa" w:w="1728"/>
-          </w:tcPr>
-          <w:p>
-            <w:pPr>
-              <w:spacing w:line="276" w:lineRule="auto"/>
-              <w:jc w:val="center"/>
-            </w:pPr>
-            <w:r>
-              <w:rPr>
-                <w:rFonts w:ascii="신명조" w:hAnsi="신명조" w:eastAsia="신명조"/>
-                <w:b w:val="0"/>
-                <w:i w:val="0"/>
-                <w:sz w:val="17"/>
-                <w:w w:val="95"/>
-                <w:spacing w:val="-8"/>
-              </w:rPr>
-              <w:t>−1.0</w:t>
-            </w:r>
-          </w:p>
-        </w:tc>
-        <w:tc>
-          <w:tcPr>
-            <w:tcW w:type="dxa" w:w="1728"/>
-          </w:tcPr>
-          <w:p>
-            <w:pPr>
-              <w:spacing w:line="276" w:lineRule="auto"/>
-              <w:jc w:val="center"/>
-            </w:pPr>
-            <w:r>
-              <w:rPr>
-                <w:rFonts w:ascii="신명조" w:hAnsi="신명조" w:eastAsia="신명조"/>
-                <w:b w:val="0"/>
-                <w:i w:val="0"/>
-                <w:sz w:val="17"/>
-                <w:w w:val="95"/>
-                <w:spacing w:val="-8"/>
-              </w:rPr>
-              <w:t>1.00</w:t>
-            </w:r>
-          </w:p>
-        </w:tc>
-        <w:tc>
-          <w:tcPr>
-            <w:tcW w:type="dxa" w:w="1728"/>
-          </w:tcPr>
-          <w:p>
-            <w:pPr>
-              <w:spacing w:line="276" w:lineRule="auto"/>
-              <w:jc w:val="center"/>
-            </w:pPr>
-            <w:r>
-              <w:rPr>
-                <w:rFonts w:ascii="신명조" w:hAnsi="신명조" w:eastAsia="신명조"/>
-                <w:b w:val="0"/>
-                <w:i w:val="0"/>
-                <w:sz w:val="17"/>
-                <w:w w:val="95"/>
-                <w:spacing w:val="-8"/>
-              </w:rPr>
-              <w:t>ZCA 없음</w:t>
-            </w:r>
-          </w:p>
-        </w:tc>
-      </w:tr>
-      <w:tr>
-        <w:tc>
-          <w:tcPr>
-            <w:tcW w:type="dxa" w:w="1728"/>
-          </w:tcPr>
-          <w:p>
-            <w:pPr>
-              <w:spacing w:line="276" w:lineRule="auto"/>
-              <w:jc w:val="center"/>
-            </w:pPr>
-            <w:r>
-              <w:rPr>
-                <w:rFonts w:ascii="신명조" w:hAnsi="신명조" w:eastAsia="신명조"/>
-                <w:b w:val="0"/>
-                <w:i w:val="0"/>
-                <w:sz w:val="17"/>
-                <w:w w:val="95"/>
-                <w:spacing w:val="-8"/>
-              </w:rPr>
-              <w:t>비례배분 (ZCA)</w:t>
-            </w:r>
-          </w:p>
-        </w:tc>
-        <w:tc>
-          <w:tcPr>
-            <w:tcW w:type="dxa" w:w="1728"/>
-          </w:tcPr>
-          <w:p>
-            <w:pPr>
-              <w:spacing w:line="276" w:lineRule="auto"/>
-              <w:jc w:val="center"/>
-            </w:pPr>
-            <w:r>
-              <w:rPr>
-                <w:rFonts w:ascii="신명조" w:hAnsi="신명조" w:eastAsia="신명조"/>
-                <w:b w:val="0"/>
-                <w:i w:val="0"/>
-                <w:sz w:val="17"/>
-                <w:w w:val="95"/>
-                <w:spacing w:val="-8"/>
-              </w:rPr>
-              <w:t>0.0</w:t>
-            </w:r>
-          </w:p>
-        </w:tc>
-        <w:tc>
-          <w:tcPr>
-            <w:tcW w:type="dxa" w:w="1728"/>
-          </w:tcPr>
-          <w:p>
-            <w:pPr>
-              <w:spacing w:line="276" w:lineRule="auto"/>
-              <w:jc w:val="center"/>
-            </w:pPr>
-            <w:r>
-              <w:rPr>
-                <w:rFonts w:ascii="신명조" w:hAnsi="신명조" w:eastAsia="신명조"/>
-                <w:b w:val="0"/>
-                <w:i w:val="0"/>
-                <w:sz w:val="17"/>
-                <w:w w:val="95"/>
-                <w:spacing w:val="-8"/>
-              </w:rPr>
-              <w:t>−0.5</w:t>
-            </w:r>
-          </w:p>
-        </w:tc>
-        <w:tc>
-          <w:tcPr>
-            <w:tcW w:type="dxa" w:w="1728"/>
-          </w:tcPr>
-          <w:p>
-            <w:pPr>
-              <w:spacing w:line="276" w:lineRule="auto"/>
-              <w:jc w:val="center"/>
-            </w:pPr>
-            <w:r>
-              <w:rPr>
-                <w:rFonts w:ascii="신명조" w:hAnsi="신명조" w:eastAsia="신명조"/>
-                <w:b w:val="0"/>
-                <w:i w:val="0"/>
-                <w:sz w:val="17"/>
-                <w:w w:val="95"/>
-                <w:spacing w:val="-8"/>
-              </w:rPr>
-              <w:t>0.00</w:t>
-            </w:r>
-          </w:p>
-        </w:tc>
-        <w:tc>
-          <w:tcPr>
-            <w:tcW w:type="dxa" w:w="1728"/>
-          </w:tcPr>
-          <w:p>
-            <w:pPr>
-              <w:spacing w:line="276" w:lineRule="auto"/>
-              <w:jc w:val="center"/>
-            </w:pPr>
-            <w:r>
-              <w:rPr>
-                <w:rFonts w:ascii="신명조" w:hAnsi="신명조" w:eastAsia="신명조"/>
-                <w:b w:val="0"/>
-                <w:i w:val="0"/>
-                <w:sz w:val="17"/>
-                <w:w w:val="95"/>
-                <w:spacing w:val="-8"/>
-              </w:rPr>
-              <w:t>흡수</w:t>
-            </w:r>
-          </w:p>
-        </w:tc>
-      </w:tr>
-      <w:tr>
-        <w:tc>
-          <w:tcPr>
-            <w:tcW w:type="dxa" w:w="1728"/>
-          </w:tcPr>
-          <w:p>
-            <w:pPr>
-              <w:spacing w:line="276" w:lineRule="auto"/>
-              <w:jc w:val="center"/>
-            </w:pPr>
-            <w:r>
-              <w:rPr>
-                <w:rFonts w:ascii="신명조" w:hAnsi="신명조" w:eastAsia="신명조"/>
-                <w:b w:val="0"/>
-                <w:i w:val="0"/>
-                <w:sz w:val="17"/>
-                <w:w w:val="95"/>
-                <w:spacing w:val="-8"/>
-              </w:rPr>
-              <w:t>VIC (ε=1)</w:t>
-            </w:r>
-          </w:p>
-        </w:tc>
-        <w:tc>
-          <w:tcPr>
-            <w:tcW w:type="dxa" w:w="1728"/>
-          </w:tcPr>
-          <w:p>
-            <w:pPr>
-              <w:spacing w:line="276" w:lineRule="auto"/>
-              <w:jc w:val="center"/>
-            </w:pPr>
-            <w:r>
-              <w:rPr>
-                <w:rFonts w:ascii="신명조" w:hAnsi="신명조" w:eastAsia="신명조"/>
-                <w:b w:val="0"/>
-                <w:i w:val="0"/>
-                <w:sz w:val="17"/>
-                <w:w w:val="95"/>
-                <w:spacing w:val="-8"/>
-              </w:rPr>
-              <w:t>−2.5</w:t>
-            </w:r>
-          </w:p>
-        </w:tc>
-        <w:tc>
-          <w:tcPr>
-            <w:tcW w:type="dxa" w:w="1728"/>
-          </w:tcPr>
-          <w:p>
-            <w:pPr>
-              <w:spacing w:line="276" w:lineRule="auto"/>
-              <w:jc w:val="center"/>
-            </w:pPr>
-            <w:r>
-              <w:rPr>
-                <w:rFonts w:ascii="신명조" w:hAnsi="신명조" w:eastAsia="신명조"/>
-                <w:b w:val="0"/>
-                <w:i w:val="0"/>
-                <w:sz w:val="17"/>
-                <w:w w:val="95"/>
-                <w:spacing w:val="-8"/>
-              </w:rPr>
-              <w:t>−0.5</w:t>
-            </w:r>
-          </w:p>
-        </w:tc>
-        <w:tc>
-          <w:tcPr>
-            <w:tcW w:type="dxa" w:w="1728"/>
-          </w:tcPr>
-          <w:p>
-            <w:pPr>
-              <w:spacing w:line="276" w:lineRule="auto"/>
-              <w:jc w:val="center"/>
-            </w:pPr>
-            <w:r>
-              <w:rPr>
-                <w:rFonts w:ascii="신명조" w:hAnsi="신명조" w:eastAsia="신명조"/>
-                <w:b w:val="0"/>
-                <w:i w:val="0"/>
-                <w:sz w:val="17"/>
-                <w:w w:val="95"/>
-                <w:spacing w:val="-8"/>
-              </w:rPr>
-              <w:t>1.00</w:t>
-            </w:r>
-          </w:p>
-        </w:tc>
-        <w:tc>
-          <w:tcPr>
-            <w:tcW w:type="dxa" w:w="1728"/>
-          </w:tcPr>
-          <w:p>
-            <w:pPr>
-              <w:spacing w:line="276" w:lineRule="auto"/>
-              <w:jc w:val="center"/>
-            </w:pPr>
-            <w:r>
-              <w:rPr>
-                <w:rFonts w:ascii="신명조" w:hAnsi="신명조" w:eastAsia="신명조"/>
-                <w:b w:val="0"/>
-                <w:i w:val="0"/>
-                <w:sz w:val="17"/>
-                <w:w w:val="95"/>
-                <w:spacing w:val="-8"/>
-              </w:rPr>
-              <w:t>복원·informed</w:t>
-            </w:r>
-          </w:p>
-        </w:tc>
-      </w:tr>
-      <w:tr>
-        <w:tc>
-          <w:tcPr>
-            <w:tcW w:type="dxa" w:w="1728"/>
-          </w:tcPr>
-          <w:p>
-            <w:pPr>
-              <w:spacing w:line="276" w:lineRule="auto"/>
-              <w:jc w:val="center"/>
-            </w:pPr>
-            <w:r>
-              <w:rPr>
-                <w:rFonts w:ascii="신명조" w:hAnsi="신명조" w:eastAsia="신명조"/>
-                <w:b w:val="0"/>
-                <w:i w:val="0"/>
-                <w:sz w:val="17"/>
-                <w:w w:val="95"/>
-                <w:spacing w:val="-8"/>
-              </w:rPr>
-              <w:t>노이즈 (σ=1)</w:t>
-            </w:r>
-          </w:p>
-        </w:tc>
-        <w:tc>
-          <w:tcPr>
-            <w:tcW w:type="dxa" w:w="1728"/>
-          </w:tcPr>
-          <w:p>
-            <w:pPr>
-              <w:spacing w:line="276" w:lineRule="auto"/>
-              <w:jc w:val="center"/>
-            </w:pPr>
-            <w:r>
-              <w:rPr>
-                <w:rFonts w:ascii="신명조" w:hAnsi="신명조" w:eastAsia="신명조"/>
-                <w:b w:val="0"/>
-                <w:i w:val="0"/>
-                <w:sz w:val="17"/>
-                <w:w w:val="95"/>
-                <w:spacing w:val="-8"/>
-              </w:rPr>
-              <w:t>0.0</w:t>
-            </w:r>
-          </w:p>
-        </w:tc>
-        <w:tc>
-          <w:tcPr>
-            <w:tcW w:type="dxa" w:w="1728"/>
-          </w:tcPr>
-          <w:p>
-            <w:pPr>
-              <w:spacing w:line="276" w:lineRule="auto"/>
-              <w:jc w:val="center"/>
-            </w:pPr>
-            <w:r>
-              <w:rPr>
-                <w:rFonts w:ascii="신명조" w:hAnsi="신명조" w:eastAsia="신명조"/>
-                <w:b w:val="0"/>
-                <w:i w:val="0"/>
-                <w:sz w:val="17"/>
-                <w:w w:val="95"/>
-                <w:spacing w:val="-8"/>
-              </w:rPr>
-              <w:t>−0.5</w:t>
-            </w:r>
-          </w:p>
-        </w:tc>
-        <w:tc>
-          <w:tcPr>
-            <w:tcW w:type="dxa" w:w="1728"/>
-          </w:tcPr>
-          <w:p>
-            <w:pPr>
-              <w:spacing w:line="276" w:lineRule="auto"/>
-              <w:jc w:val="center"/>
-            </w:pPr>
-            <w:r>
-              <w:rPr>
-                <w:rFonts w:ascii="신명조" w:hAnsi="신명조" w:eastAsia="신명조"/>
-                <w:b w:val="0"/>
-                <w:i w:val="0"/>
-                <w:sz w:val="17"/>
-                <w:w w:val="95"/>
-                <w:spacing w:val="-8"/>
-              </w:rPr>
-              <w:t>0.36</w:t>
-            </w:r>
-          </w:p>
-        </w:tc>
-        <w:tc>
-          <w:tcPr>
-            <w:tcW w:type="dxa" w:w="1728"/>
-          </w:tcPr>
-          <w:p>
-            <w:pPr>
-              <w:spacing w:line="276" w:lineRule="auto"/>
-              <w:jc w:val="center"/>
-            </w:pPr>
-            <w:r>
-              <w:rPr>
-                <w:rFonts w:ascii="신명조" w:hAnsi="신명조" w:eastAsia="신명조"/>
-                <w:b w:val="0"/>
-                <w:i w:val="0"/>
-                <w:sz w:val="17"/>
-                <w:w w:val="95"/>
-                <w:spacing w:val="-8"/>
-              </w:rPr>
-              <w:t>미복원</w:t>
-            </w:r>
-          </w:p>
-        </w:tc>
-      </w:tr>
-      <w:tr>
-        <w:tc>
-          <w:tcPr>
-            <w:tcW w:type="dxa" w:w="1728"/>
-          </w:tcPr>
-          <w:p>
-            <w:pPr>
-              <w:spacing w:line="276" w:lineRule="auto"/>
-              <w:jc w:val="center"/>
-            </w:pPr>
-            <w:r>
-              <w:rPr>
-                <w:rFonts w:ascii="신명조" w:hAnsi="신명조" w:eastAsia="신명조"/>
-                <w:b w:val="0"/>
-                <w:i w:val="0"/>
-                <w:sz w:val="17"/>
-                <w:w w:val="95"/>
-                <w:spacing w:val="-8"/>
-              </w:rPr>
-              <w:t>tie-break</w:t>
-            </w:r>
-          </w:p>
-        </w:tc>
-        <w:tc>
-          <w:tcPr>
-            <w:tcW w:type="dxa" w:w="1728"/>
-          </w:tcPr>
-          <w:p>
-            <w:pPr>
-              <w:spacing w:line="276" w:lineRule="auto"/>
-              <w:jc w:val="center"/>
-            </w:pPr>
-            <w:r>
-              <w:rPr>
-                <w:rFonts w:ascii="신명조" w:hAnsi="신명조" w:eastAsia="신명조"/>
-                <w:b w:val="0"/>
-                <w:i w:val="0"/>
-                <w:sz w:val="17"/>
-                <w:w w:val="95"/>
-                <w:spacing w:val="-8"/>
-              </w:rPr>
-              <w:t>0.0</w:t>
-            </w:r>
-          </w:p>
-        </w:tc>
-        <w:tc>
-          <w:tcPr>
-            <w:tcW w:type="dxa" w:w="1728"/>
-          </w:tcPr>
-          <w:p>
-            <w:pPr>
-              <w:spacing w:line="276" w:lineRule="auto"/>
-              <w:jc w:val="center"/>
-            </w:pPr>
-            <w:r>
-              <w:rPr>
-                <w:rFonts w:ascii="신명조" w:hAnsi="신명조" w:eastAsia="신명조"/>
-                <w:b w:val="0"/>
-                <w:i w:val="0"/>
-                <w:sz w:val="17"/>
-                <w:w w:val="95"/>
-                <w:spacing w:val="-8"/>
-              </w:rPr>
-              <w:t>−0.5</w:t>
-            </w:r>
-          </w:p>
-        </w:tc>
-        <w:tc>
-          <w:tcPr>
-            <w:tcW w:type="dxa" w:w="1728"/>
-          </w:tcPr>
-          <w:p>
-            <w:pPr>
-              <w:spacing w:line="276" w:lineRule="auto"/>
-              <w:jc w:val="center"/>
-            </w:pPr>
-            <w:r>
-              <w:rPr>
-                <w:rFonts w:ascii="신명조" w:hAnsi="신명조" w:eastAsia="신명조"/>
-                <w:b w:val="0"/>
-                <w:i w:val="0"/>
-                <w:sz w:val="17"/>
-                <w:w w:val="95"/>
-                <w:spacing w:val="-8"/>
-              </w:rPr>
-              <w:t>0.00</w:t>
-            </w:r>
-          </w:p>
-        </w:tc>
-        <w:tc>
-          <w:tcPr>
-            <w:tcW w:type="dxa" w:w="1728"/>
-          </w:tcPr>
-          <w:p>
-            <w:pPr>
-              <w:spacing w:line="276" w:lineRule="auto"/>
-              <w:jc w:val="center"/>
-            </w:pPr>
-            <w:r>
-              <w:rPr>
-                <w:rFonts w:ascii="신명조" w:hAnsi="신명조" w:eastAsia="신명조"/>
-                <w:b w:val="0"/>
-                <w:i w:val="0"/>
-                <w:sz w:val="17"/>
-                <w:w w:val="95"/>
-                <w:spacing w:val="-8"/>
-              </w:rPr>
-              <w:t>미복원</w:t>
-            </w:r>
-          </w:p>
-        </w:tc>
-      </w:tr>
-      <w:tr>
-        <w:tc>
-          <w:tcPr>
-            <w:tcW w:type="dxa" w:w="1728"/>
-          </w:tcPr>
-          <w:p>
-            <w:pPr>
-              <w:spacing w:line="276" w:lineRule="auto"/>
-              <w:jc w:val="center"/>
-            </w:pPr>
-            <w:r>
-              <w:rPr>
-                <w:rFonts w:ascii="신명조" w:hAnsi="신명조" w:eastAsia="신명조"/>
-                <w:b w:val="0"/>
-                <w:i w:val="0"/>
-                <w:sz w:val="17"/>
-                <w:w w:val="95"/>
-                <w:spacing w:val="-8"/>
-              </w:rPr>
-              <w:t>고정 페널티 (κ=1)</w:t>
-            </w:r>
-          </w:p>
-        </w:tc>
-        <w:tc>
-          <w:tcPr>
-            <w:tcW w:type="dxa" w:w="1728"/>
-          </w:tcPr>
-          <w:p>
-            <w:pPr>
-              <w:spacing w:line="276" w:lineRule="auto"/>
-              <w:jc w:val="center"/>
-            </w:pPr>
-            <w:r>
-              <w:rPr>
-                <w:rFonts w:ascii="신명조" w:hAnsi="신명조" w:eastAsia="신명조"/>
-                <w:b w:val="0"/>
-                <w:i w:val="0"/>
-                <w:sz w:val="17"/>
-                <w:w w:val="95"/>
-                <w:spacing w:val="-8"/>
-              </w:rPr>
-              <w:t>−1.0</w:t>
-            </w:r>
-          </w:p>
-        </w:tc>
-        <w:tc>
-          <w:tcPr>
-            <w:tcW w:type="dxa" w:w="1728"/>
-          </w:tcPr>
-          <w:p>
-            <w:pPr>
-              <w:spacing w:line="276" w:lineRule="auto"/>
-              <w:jc w:val="center"/>
-            </w:pPr>
-            <w:r>
-              <w:rPr>
-                <w:rFonts w:ascii="신명조" w:hAnsi="신명조" w:eastAsia="신명조"/>
-                <w:b w:val="0"/>
-                <w:i w:val="0"/>
-                <w:sz w:val="17"/>
-                <w:w w:val="95"/>
-                <w:spacing w:val="-8"/>
-              </w:rPr>
-              <w:t>−0.5</w:t>
-            </w:r>
-          </w:p>
-        </w:tc>
-        <w:tc>
-          <w:tcPr>
-            <w:tcW w:type="dxa" w:w="1728"/>
-          </w:tcPr>
-          <w:p>
-            <w:pPr>
-              <w:spacing w:line="276" w:lineRule="auto"/>
-              <w:jc w:val="center"/>
-            </w:pPr>
-            <w:r>
-              <w:rPr>
-                <w:rFonts w:ascii="신명조" w:hAnsi="신명조" w:eastAsia="신명조"/>
-                <w:b w:val="0"/>
-                <w:i w:val="0"/>
-                <w:sz w:val="17"/>
-                <w:w w:val="95"/>
-                <w:spacing w:val="-8"/>
-              </w:rPr>
-              <w:t>1.00</w:t>
-            </w:r>
-          </w:p>
-        </w:tc>
-        <w:tc>
-          <w:tcPr>
-            <w:tcW w:type="dxa" w:w="1728"/>
-          </w:tcPr>
-          <w:p>
-            <w:pPr>
-              <w:spacing w:line="276" w:lineRule="auto"/>
-              <w:jc w:val="center"/>
-            </w:pPr>
-            <w:r>
-              <w:rPr>
-                <w:rFonts w:ascii="신명조" w:hAnsi="신명조" w:eastAsia="신명조"/>
-                <w:b w:val="0"/>
-                <w:i w:val="0"/>
-                <w:sz w:val="17"/>
-                <w:w w:val="95"/>
-                <w:spacing w:val="-8"/>
-              </w:rPr>
-              <w:t>복원·무정보</w:t>
-            </w:r>
-          </w:p>
-        </w:tc>
-      </w:tr>
-    </w:tbl>
-    <w:p>
-      <w:pPr>
-        <w:spacing w:after="80" w:before="0" w:line="384" w:lineRule="auto"/>
-        <w:jc w:val="both"/>
-      </w:pPr>
-    </w:p>
-    <w:p>
-      <w:pPr>
-        <w:spacing w:after="120" w:before="0" w:line="384" w:lineRule="auto"/>
-        <w:jc w:val="both"/>
-      </w:pPr>
-      <w:r>
-        <w:rPr>
-          <w:rFonts w:ascii="신명조" w:hAnsi="신명조" w:eastAsia="신명조"/>
-          <w:b w:val="0"/>
-          <w:i w:val="0"/>
-          <w:sz w:val="18"/>
-          <w:w w:val="95"/>
-          <w:spacing w:val="-9"/>
-        </w:rPr>
-        <w:t>ZCA의 흡수는 0 &gt; Q(BET) &lt; 0인 부등식이지 동률이 아니므로 "동률일 때만" 작동하는 tie-break은 미발동(0≠−0.5)이며, 노이즈도 고정점 0이 −0.5보다 높아 결정 시 잡음을 주어도 열등 CHECK를 약 64% 선택한다. 즉 tie-break·노이즈는 strict 흡수를 탈출하지 못한다. VIC와 고정 페널티만 복원하나, VIC의 고정점만이 참값 μ_C에 연동되어(informed) 서로 다른 μ_C의 다중 비용 0 상태에 자동 적응한다.</w:t>
-      </w:r>
-    </w:p>
-    <w:p>
-      <w:pPr>
-        <w:spacing w:after="240" w:before="120" w:line="312" w:lineRule="auto"/>
-        <w:jc w:val="center"/>
-      </w:pPr>
-      <w:r>
-        <w:rPr>
-          <w:rFonts w:ascii="신명조" w:hAnsi="신명조" w:eastAsia="신명조"/>
-          <w:b/>
-          <w:i w:val="0"/>
-          <w:sz w:val="24"/>
-          <w:w w:val="95"/>
-          <w:spacing w:val="-12"/>
-        </w:rPr>
-        <w:t>5. 실제 MDP에서의 ZCA 실측</w:t>
-      </w:r>
-    </w:p>
-    <w:p>
-      <w:pPr>
-        <w:spacing w:after="80" w:before="0" w:line="384" w:lineRule="auto"/>
-        <w:jc w:val="both"/>
-      </w:pPr>
-      <w:r>
-        <w:rPr>
-          <w:rFonts w:ascii="신명조" w:hAnsi="신명조" w:eastAsia="신명조"/>
-          <w:b w:val="0"/>
-          <w:i w:val="0"/>
-          <w:sz w:val="18"/>
-          <w:w w:val="95"/>
-          <w:spacing w:val="-9"/>
-        </w:rPr>
-        <w:t>본 장은 toy 이론이 실제 학습 시스템에서 측정 가능한 병리로 나타남을 보인다. 모든 수치는 학습된 Q-table에 대한 직접 진단(analyze_qcheck.py) 또는 100k×5 정밀평가에서 얻었다.</w:t>
-      </w:r>
-    </w:p>
-    <w:p>
-      <w:pPr>
-        <w:spacing w:after="80" w:before="120" w:line="312" w:lineRule="auto"/>
-        <w:jc w:val="left"/>
-      </w:pPr>
-      <w:r>
-        <w:rPr>
-          <w:rFonts w:ascii="신명조" w:hAnsi="신명조" w:eastAsia="신명조"/>
-          <w:b/>
-          <w:i w:val="0"/>
-          <w:sz w:val="20"/>
-          <w:w w:val="95"/>
-          <w:spacing w:val="-10"/>
-        </w:rPr>
-        <w:t>5.1 실험 환경</w:t>
-      </w:r>
-    </w:p>
-    <w:p>
-      <w:pPr>
-        <w:spacing w:after="80" w:before="0" w:line="384" w:lineRule="auto"/>
-        <w:jc w:val="both"/>
-      </w:pPr>
-      <w:r>
-        <w:rPr>
-          <w:rFonts w:ascii="신명조" w:hAnsi="신명조" w:eastAsia="신명조"/>
-          <w:b w:val="0"/>
-          <w:i w:val="0"/>
-          <w:sz w:val="18"/>
-          <w:w w:val="95"/>
-          <w:spacing w:val="-9"/>
-        </w:rPr>
-        <w:t>헤즈업 노리밋 홀덤을 (라운드 × 포지션 × 핸드 버킷 × 직전 행동)의 2,048-셀 추상화 위에서 8개 행동의 tabular Q-table로 학습한다. 탐색은 softmax(온도 감쇠), 학습량은 2M 에피소드, 학습 상대는 5종 성향 페르소나(TAG/LAG/Maniac/Station/Nit)이다. 평가 단위는 mbb/g(=payoff×500)이며, 결론은 모두 100k 게임 × 5회(평가 seed 1000–1004) 정밀평가에서만 인용한다(200게임 체크포인트는 미학습 상대에서 잡음 지배). 학습 상대가 페르소나이므로 vs Random은 한 번도 학습하지 않은 미학습 분포(OOD), vs TAG는 학습 분포 내(ID)이다.</w:t>
-      </w:r>
-    </w:p>
-    <w:p>
-      <w:pPr>
-        <w:spacing w:after="80" w:before="120" w:line="312" w:lineRule="auto"/>
-        <w:jc w:val="left"/>
-      </w:pPr>
-      <w:r>
-        <w:rPr>
-          <w:rFonts w:ascii="신명조" w:hAnsi="신명조" w:eastAsia="신명조"/>
-          <w:b/>
-          <w:i w:val="0"/>
-          <w:sz w:val="20"/>
-          <w:w w:val="95"/>
-          <w:spacing w:val="-10"/>
-        </w:rPr>
-        <w:t>5.2 ZCA 지문 — Q(CHECK)의 영-고정점 측정</w:t>
-      </w:r>
-    </w:p>
-    <w:p>
-      <w:pPr>
-        <w:spacing w:after="80" w:before="0" w:line="384" w:lineRule="auto"/>
-        <w:jc w:val="both"/>
-      </w:pPr>
-      <w:r>
-        <w:rPr>
-          <w:rFonts w:ascii="신명조" w:hAnsi="신명조" w:eastAsia="신명조"/>
-          <w:b w:val="0"/>
-          <w:i w:val="0"/>
-          <w:sz w:val="18"/>
-          <w:w w:val="95"/>
-          <w:spacing w:val="-9"/>
-        </w:rPr>
-        <w:t>표준 MC(PURE)와 비례배분(PROP)으로 학습한 Q-table에서 비용 0 행동 CHECK의 가치 분포를 측정한다(&lt;Table 3&gt;). 진단 지표: mean|Q(CHECK)|(영-고정이면 약 0), pinned(|Q|&lt;1칩 셀 비율), learned(|Q|≥1칩 비율), range(최소~최대).</w:t>
-      </w:r>
-    </w:p>
-    <w:p>
-      <w:pPr>
-        <w:spacing w:after="40" w:before="0" w:line="312" w:lineRule="auto"/>
-        <w:jc w:val="center"/>
-      </w:pPr>
-      <w:r>
-        <w:rPr>
-          <w:rFonts w:ascii="신명조" w:hAnsi="신명조" w:eastAsia="신명조"/>
-          <w:b/>
-          <w:i w:val="0"/>
-          <w:sz w:val="18"/>
-          <w:w w:val="95"/>
-          <w:spacing w:val="-9"/>
-        </w:rPr>
-        <w:t>&lt;Table 3&gt; 학습된 Q(CHECK)의 분포 / Distribution of learned Q(CHECK) (active 셀, 직접 진단)</w:t>
-      </w:r>
-    </w:p>
-    <w:tbl>
-      <w:tblPr>
-        <w:tblStyle w:val="TableGrid"/>
-        <w:tblW w:type="auto" w:w="0"/>
-        <w:jc w:val="center"/>
-        <w:tblLook w:firstColumn="1" w:firstRow="1" w:lastColumn="0" w:lastRow="0" w:noHBand="0" w:noVBand="1" w:val="04A0"/>
-      </w:tblPr>
-      <w:tblGrid>
-        <w:gridCol w:w="1728"/>
-        <w:gridCol w:w="1728"/>
-        <w:gridCol w:w="1728"/>
-        <w:gridCol w:w="1728"/>
-        <w:gridCol w:w="1728"/>
-      </w:tblGrid>
-      <w:tr>
-        <w:tc>
-          <w:tcPr>
-            <w:tcW w:type="dxa" w:w="1728"/>
-          </w:tcPr>
-          <w:p>
-            <w:pPr>
-              <w:spacing w:line="276" w:lineRule="auto"/>
-              <w:jc w:val="center"/>
-            </w:pPr>
-            <w:r>
-              <w:rPr>
-                <w:rFonts w:ascii="신명조" w:hAnsi="신명조" w:eastAsia="신명조"/>
-                <w:b/>
-                <w:i w:val="0"/>
-                <w:sz w:val="17"/>
-                <w:w w:val="95"/>
-                <w:spacing w:val="-8"/>
-              </w:rPr>
-              <w:t>기여도 배분</w:t>
-            </w:r>
-          </w:p>
-        </w:tc>
-        <w:tc>
-          <w:tcPr>
-            <w:tcW w:type="dxa" w:w="1728"/>
-          </w:tcPr>
-          <w:p>
-            <w:pPr>
-              <w:spacing w:line="276" w:lineRule="auto"/>
-              <w:jc w:val="center"/>
-            </w:pPr>
-            <w:r>
-              <w:rPr>
-                <w:rFonts w:ascii="신명조" w:hAnsi="신명조" w:eastAsia="신명조"/>
-                <w:b/>
-                <w:i w:val="0"/>
-                <w:sz w:val="17"/>
-                <w:w w:val="95"/>
-                <w:spacing w:val="-8"/>
-              </w:rPr>
-              <w:t>mean|Q(CHECK)|</w:t>
-            </w:r>
-          </w:p>
-        </w:tc>
-        <w:tc>
-          <w:tcPr>
-            <w:tcW w:type="dxa" w:w="1728"/>
-          </w:tcPr>
-          <w:p>
-            <w:pPr>
-              <w:spacing w:line="276" w:lineRule="auto"/>
-              <w:jc w:val="center"/>
-            </w:pPr>
-            <w:r>
-              <w:rPr>
-                <w:rFonts w:ascii="신명조" w:hAnsi="신명조" w:eastAsia="신명조"/>
-                <w:b/>
-                <w:i w:val="0"/>
-                <w:sz w:val="17"/>
-                <w:w w:val="95"/>
-                <w:spacing w:val="-8"/>
-              </w:rPr>
-              <w:t>Q(CHECK) 범위(칩)</w:t>
-            </w:r>
-          </w:p>
-        </w:tc>
-        <w:tc>
-          <w:tcPr>
-            <w:tcW w:type="dxa" w:w="1728"/>
-          </w:tcPr>
-          <w:p>
-            <w:pPr>
-              <w:spacing w:line="276" w:lineRule="auto"/>
-              <w:jc w:val="center"/>
-            </w:pPr>
-            <w:r>
-              <w:rPr>
-                <w:rFonts w:ascii="신명조" w:hAnsi="신명조" w:eastAsia="신명조"/>
-                <w:b/>
-                <w:i w:val="0"/>
-                <w:sz w:val="17"/>
-                <w:w w:val="95"/>
-                <w:spacing w:val="-8"/>
-              </w:rPr>
-              <w:t>pinned(|Q|&lt;1)</w:t>
-            </w:r>
-          </w:p>
-        </w:tc>
-        <w:tc>
-          <w:tcPr>
-            <w:tcW w:type="dxa" w:w="1728"/>
-          </w:tcPr>
-          <w:p>
-            <w:pPr>
-              <w:spacing w:line="276" w:lineRule="auto"/>
-              <w:jc w:val="center"/>
-            </w:pPr>
-            <w:r>
-              <w:rPr>
-                <w:rFonts w:ascii="신명조" w:hAnsi="신명조" w:eastAsia="신명조"/>
-                <w:b/>
-                <w:i w:val="0"/>
-                <w:sz w:val="17"/>
-                <w:w w:val="95"/>
-                <w:spacing w:val="-8"/>
-              </w:rPr>
-              <w:t>learned(|Q|≥1)</w:t>
-            </w:r>
-          </w:p>
-        </w:tc>
-      </w:tr>
-      <w:tr>
-        <w:tc>
-          <w:tcPr>
-            <w:tcW w:type="dxa" w:w="1728"/>
-          </w:tcPr>
-          <w:p>
-            <w:pPr>
-              <w:spacing w:line="276" w:lineRule="auto"/>
-              <w:jc w:val="center"/>
-            </w:pPr>
-            <w:r>
-              <w:rPr>
-                <w:rFonts w:ascii="신명조" w:hAnsi="신명조" w:eastAsia="신명조"/>
-                <w:b w:val="0"/>
-                <w:i w:val="0"/>
-                <w:sz w:val="17"/>
-                <w:w w:val="95"/>
-                <w:spacing w:val="-8"/>
-              </w:rPr>
-              <w:t>표준 MC (PURE)</w:t>
-            </w:r>
-          </w:p>
-        </w:tc>
-        <w:tc>
-          <w:tcPr>
-            <w:tcW w:type="dxa" w:w="1728"/>
-          </w:tcPr>
-          <w:p>
-            <w:pPr>
-              <w:spacing w:line="276" w:lineRule="auto"/>
-              <w:jc w:val="center"/>
-            </w:pPr>
-            <w:r>
-              <w:rPr>
-                <w:rFonts w:ascii="신명조" w:hAnsi="신명조" w:eastAsia="신명조"/>
-                <w:b w:val="0"/>
-                <w:i w:val="0"/>
-                <w:sz w:val="17"/>
-                <w:w w:val="95"/>
-                <w:spacing w:val="-8"/>
-              </w:rPr>
-              <w:t>4.48</w:t>
-            </w:r>
-          </w:p>
-        </w:tc>
-        <w:tc>
-          <w:tcPr>
-            <w:tcW w:type="dxa" w:w="1728"/>
-          </w:tcPr>
-          <w:p>
-            <w:pPr>
-              <w:spacing w:line="276" w:lineRule="auto"/>
-              <w:jc w:val="center"/>
-            </w:pPr>
-            <w:r>
-              <w:rPr>
-                <w:rFonts w:ascii="신명조" w:hAnsi="신명조" w:eastAsia="신명조"/>
-                <w:b w:val="0"/>
-                <w:i w:val="0"/>
-                <w:sz w:val="17"/>
-                <w:w w:val="95"/>
-                <w:spacing w:val="-8"/>
-              </w:rPr>
-              <w:t>[−72.9, +119.8]</w:t>
-            </w:r>
-          </w:p>
-        </w:tc>
-        <w:tc>
-          <w:tcPr>
-            <w:tcW w:type="dxa" w:w="1728"/>
-          </w:tcPr>
-          <w:p>
-            <w:pPr>
-              <w:spacing w:line="276" w:lineRule="auto"/>
-              <w:jc w:val="center"/>
-            </w:pPr>
-            <w:r>
-              <w:rPr>
-                <w:rFonts w:ascii="신명조" w:hAnsi="신명조" w:eastAsia="신명조"/>
-                <w:b w:val="0"/>
-                <w:i w:val="0"/>
-                <w:sz w:val="17"/>
-                <w:w w:val="95"/>
-                <w:spacing w:val="-8"/>
-              </w:rPr>
-              <w:t>72.6%</w:t>
-            </w:r>
-          </w:p>
-        </w:tc>
-        <w:tc>
-          <w:tcPr>
-            <w:tcW w:type="dxa" w:w="1728"/>
-          </w:tcPr>
-          <w:p>
-            <w:pPr>
-              <w:spacing w:line="276" w:lineRule="auto"/>
-              <w:jc w:val="center"/>
-            </w:pPr>
-            <w:r>
-              <w:rPr>
-                <w:rFonts w:ascii="신명조" w:hAnsi="신명조" w:eastAsia="신명조"/>
-                <w:b w:val="0"/>
-                <w:i w:val="0"/>
-                <w:sz w:val="17"/>
-                <w:w w:val="95"/>
-                <w:spacing w:val="-8"/>
-              </w:rPr>
-              <w:t>27.4%</w:t>
-            </w:r>
-          </w:p>
-        </w:tc>
-      </w:tr>
-      <w:tr>
-        <w:tc>
-          <w:tcPr>
-            <w:tcW w:type="dxa" w:w="1728"/>
-          </w:tcPr>
-          <w:p>
-            <w:pPr>
-              <w:spacing w:line="276" w:lineRule="auto"/>
-              <w:jc w:val="center"/>
-            </w:pPr>
-            <w:r>
-              <w:rPr>
-                <w:rFonts w:ascii="신명조" w:hAnsi="신명조" w:eastAsia="신명조"/>
-                <w:b w:val="0"/>
-                <w:i w:val="0"/>
-                <w:sz w:val="17"/>
-                <w:w w:val="95"/>
-                <w:spacing w:val="-8"/>
-              </w:rPr>
-              <w:t>비례배분 (PROP, VIC-off)</w:t>
-            </w:r>
-          </w:p>
-        </w:tc>
-        <w:tc>
-          <w:tcPr>
-            <w:tcW w:type="dxa" w:w="1728"/>
-          </w:tcPr>
-          <w:p>
-            <w:pPr>
-              <w:spacing w:line="276" w:lineRule="auto"/>
-              <w:jc w:val="center"/>
-            </w:pPr>
-            <w:r>
-              <w:rPr>
-                <w:rFonts w:ascii="신명조" w:hAnsi="신명조" w:eastAsia="신명조"/>
-                <w:b w:val="0"/>
-                <w:i w:val="0"/>
-                <w:sz w:val="17"/>
-                <w:w w:val="95"/>
-                <w:spacing w:val="-8"/>
-              </w:rPr>
-              <w:t>0.065</w:t>
-            </w:r>
-          </w:p>
-        </w:tc>
-        <w:tc>
-          <w:tcPr>
-            <w:tcW w:type="dxa" w:w="1728"/>
-          </w:tcPr>
-          <w:p>
-            <w:pPr>
-              <w:spacing w:line="276" w:lineRule="auto"/>
-              <w:jc w:val="center"/>
-            </w:pPr>
-            <w:r>
-              <w:rPr>
-                <w:rFonts w:ascii="신명조" w:hAnsi="신명조" w:eastAsia="신명조"/>
-                <w:b w:val="0"/>
-                <w:i w:val="0"/>
-                <w:sz w:val="17"/>
-                <w:w w:val="95"/>
-                <w:spacing w:val="-8"/>
-              </w:rPr>
-              <w:t>[−0.48, +1.39]</w:t>
-            </w:r>
-          </w:p>
-        </w:tc>
-        <w:tc>
-          <w:tcPr>
-            <w:tcW w:type="dxa" w:w="1728"/>
-          </w:tcPr>
-          <w:p>
-            <w:pPr>
-              <w:spacing w:line="276" w:lineRule="auto"/>
-              <w:jc w:val="center"/>
-            </w:pPr>
-            <w:r>
-              <w:rPr>
-                <w:rFonts w:ascii="신명조" w:hAnsi="신명조" w:eastAsia="신명조"/>
-                <w:b w:val="0"/>
-                <w:i w:val="0"/>
-                <w:sz w:val="17"/>
-                <w:w w:val="95"/>
-                <w:spacing w:val="-8"/>
-              </w:rPr>
-              <w:t>99.5%</w:t>
-            </w:r>
-          </w:p>
-        </w:tc>
-        <w:tc>
-          <w:tcPr>
-            <w:tcW w:type="dxa" w:w="1728"/>
-          </w:tcPr>
-          <w:p>
-            <w:pPr>
-              <w:spacing w:line="276" w:lineRule="auto"/>
-              <w:jc w:val="center"/>
-            </w:pPr>
-            <w:r>
-              <w:rPr>
-                <w:rFonts w:ascii="신명조" w:hAnsi="신명조" w:eastAsia="신명조"/>
-                <w:b w:val="0"/>
-                <w:i w:val="0"/>
-                <w:sz w:val="17"/>
-                <w:w w:val="95"/>
-                <w:spacing w:val="-8"/>
-              </w:rPr>
-              <w:t>0.5%</w:t>
-            </w:r>
-          </w:p>
-        </w:tc>
-      </w:tr>
-      <w:tr>
-        <w:tc>
-          <w:tcPr>
-            <w:tcW w:type="dxa" w:w="1728"/>
-          </w:tcPr>
-          <w:p>
-            <w:pPr>
-              <w:spacing w:line="276" w:lineRule="auto"/>
-              <w:jc w:val="center"/>
-            </w:pPr>
-            <w:r>
-              <w:rPr>
-                <w:rFonts w:ascii="신명조" w:hAnsi="신명조" w:eastAsia="신명조"/>
-                <w:b w:val="0"/>
-                <w:i w:val="0"/>
-                <w:sz w:val="17"/>
-                <w:w w:val="95"/>
-                <w:spacing w:val="-8"/>
-              </w:rPr>
-              <w:t>비례배분 (PROP, VIC-on)</w:t>
-            </w:r>
-          </w:p>
-        </w:tc>
-        <w:tc>
-          <w:tcPr>
-            <w:tcW w:type="dxa" w:w="1728"/>
-          </w:tcPr>
-          <w:p>
-            <w:pPr>
-              <w:spacing w:line="276" w:lineRule="auto"/>
-              <w:jc w:val="center"/>
-            </w:pPr>
-            <w:r>
-              <w:rPr>
-                <w:rFonts w:ascii="신명조" w:hAnsi="신명조" w:eastAsia="신명조"/>
-                <w:b w:val="0"/>
-                <w:i w:val="0"/>
-                <w:sz w:val="17"/>
-                <w:w w:val="95"/>
-                <w:spacing w:val="-8"/>
-              </w:rPr>
-              <w:t>0.121</w:t>
-            </w:r>
-          </w:p>
-        </w:tc>
-        <w:tc>
-          <w:tcPr>
-            <w:tcW w:type="dxa" w:w="1728"/>
-          </w:tcPr>
-          <w:p>
-            <w:pPr>
-              <w:spacing w:line="276" w:lineRule="auto"/>
-              <w:jc w:val="center"/>
-            </w:pPr>
-            <w:r>
-              <w:rPr>
-                <w:rFonts w:ascii="신명조" w:hAnsi="신명조" w:eastAsia="신명조"/>
-                <w:b w:val="0"/>
-                <w:i w:val="0"/>
-                <w:sz w:val="17"/>
-                <w:w w:val="95"/>
-                <w:spacing w:val="-8"/>
-              </w:rPr>
-              <w:t>[−0.94, +1.06]</w:t>
-            </w:r>
-          </w:p>
-        </w:tc>
-        <w:tc>
-          <w:tcPr>
-            <w:tcW w:type="dxa" w:w="1728"/>
-          </w:tcPr>
-          <w:p>
-            <w:pPr>
-              <w:spacing w:line="276" w:lineRule="auto"/>
-              <w:jc w:val="center"/>
-            </w:pPr>
-            <w:r>
-              <w:rPr>
-                <w:rFonts w:ascii="신명조" w:hAnsi="신명조" w:eastAsia="신명조"/>
-                <w:b w:val="0"/>
-                <w:i w:val="0"/>
-                <w:sz w:val="17"/>
-                <w:w w:val="95"/>
-                <w:spacing w:val="-8"/>
-              </w:rPr>
-              <w:t>99.4%</w:t>
-            </w:r>
-          </w:p>
-        </w:tc>
-        <w:tc>
-          <w:tcPr>
-            <w:tcW w:type="dxa" w:w="1728"/>
-          </w:tcPr>
-          <w:p>
-            <w:pPr>
-              <w:spacing w:line="276" w:lineRule="auto"/>
-              <w:jc w:val="center"/>
-            </w:pPr>
-            <w:r>
-              <w:rPr>
-                <w:rFonts w:ascii="신명조" w:hAnsi="신명조" w:eastAsia="신명조"/>
-                <w:b w:val="0"/>
-                <w:i w:val="0"/>
-                <w:sz w:val="17"/>
-                <w:w w:val="95"/>
-                <w:spacing w:val="-8"/>
-              </w:rPr>
-              <w:t>0.6%</w:t>
-            </w:r>
-          </w:p>
-        </w:tc>
-      </w:tr>
-    </w:tbl>
-    <w:p>
-      <w:pPr>
-        <w:spacing w:after="80" w:before="0" w:line="384" w:lineRule="auto"/>
-        <w:jc w:val="both"/>
-      </w:pPr>
-    </w:p>
-    <w:p>
-      <w:pPr>
-        <w:spacing w:after="80" w:before="0" w:line="384" w:lineRule="auto"/>
-        <w:jc w:val="both"/>
-      </w:pPr>
-      <w:r>
-        <w:rPr>
-          <w:rFonts w:ascii="신명조" w:hAnsi="신명조" w:eastAsia="신명조"/>
-          <w:b w:val="0"/>
-          <w:i w:val="0"/>
-          <w:sz w:val="18"/>
-          <w:w w:val="95"/>
-          <w:spacing w:val="-9"/>
-        </w:rPr>
-        <w:t>표준 MC에서 Q(CHECK)는 −73~+120칩으로 넓게 펼쳐지고 27.4%의 셀이 0에서 유의하게 벗어나 학습되는 반면, 비례배분에서는 평균 절댓값이 4.48 → 0.065로 약 69배 붕괴하고 99.5%의 셀이 ±1칩 이내에 핀되며 0.5%만이 학습된다. 즉 Lemma 2의 영-고정점이 실제 2,048-셀 시스템에서 면도날 띠로 직접 관측된다. 이 붕괴는 학습 seed·평가 표본과 무관한 구조적 측정이다.</w:t>
-      </w:r>
-    </w:p>
-    <w:p>
-      <w:pPr>
-        <w:spacing w:after="80" w:before="120" w:line="312" w:lineRule="auto"/>
-        <w:jc w:val="left"/>
-      </w:pPr>
-      <w:r>
-        <w:rPr>
-          <w:rFonts w:ascii="신명조" w:hAnsi="신명조" w:eastAsia="신명조"/>
-          <w:b/>
-          <w:i w:val="0"/>
-          <w:sz w:val="20"/>
-          <w:w w:val="95"/>
-          <w:spacing w:val="-10"/>
-        </w:rPr>
-        <w:t>5.3 흡수와 VIC의 효과 — 핀이 아니라 argmax 지배의 완화</w:t>
-      </w:r>
-    </w:p>
-    <w:p>
-      <w:pPr>
-        <w:spacing w:after="80" w:before="0" w:line="384" w:lineRule="auto"/>
-        <w:jc w:val="both"/>
-      </w:pPr>
-      <w:r>
-        <w:rPr>
-          <w:rFonts w:ascii="신명조" w:hAnsi="신명조" w:eastAsia="신명조"/>
-          <w:b w:val="0"/>
-          <w:i w:val="0"/>
-          <w:sz w:val="18"/>
-          <w:w w:val="95"/>
-          <w:spacing w:val="-9"/>
-        </w:rPr>
-        <w:t>ZCA의 해악은 0 자체가 아니라 그 0이 음(−)으로 학습된 행동을 greedy argmax에서 흡수하는 데 있다. 이를 zca_dominance(CHECK가 argmax이면서 |Q(CHECK)|&lt;1칩이고 다른 행동에 Q&lt;−1칩이 존재하는 셀 비율)로 측정한다(&lt;Table 4&gt;).</w:t>
-      </w:r>
-    </w:p>
-    <w:p>
-      <w:pPr>
-        <w:spacing w:after="40" w:before="0" w:line="312" w:lineRule="auto"/>
-        <w:jc w:val="center"/>
-      </w:pPr>
-      <w:r>
-        <w:rPr>
-          <w:rFonts w:ascii="신명조" w:hAnsi="신명조" w:eastAsia="신명조"/>
-          <w:b/>
-          <w:i w:val="0"/>
-          <w:sz w:val="18"/>
-          <w:w w:val="95"/>
-          <w:spacing w:val="-9"/>
-        </w:rPr>
-        <w:t>&lt;Table 4&gt; VIC의 흡수 완화 효과 / VIC's mitigation of absorption (PROP, mixed)</w:t>
+        <w:t>&lt;Table 2&gt; 학습된 Q(CHECK) / Learned Q(CHECK) (active 셀, 직접 진단)</w:t>
       </w:r>
     </w:p>
     <w:tbl>
@@ -2321,7 +877,7 @@
                 <w:w w:val="95"/>
                 <w:spacing w:val="-8"/>
               </w:rPr>
-              <w:t>지표</w:t>
+              <w:t>기여도 배분</w:t>
             </w:r>
           </w:p>
         </w:tc>
@@ -2343,7 +899,7 @@
                 <w:w w:val="95"/>
                 <w:spacing w:val="-8"/>
               </w:rPr>
-              <w:t>VIC-off</w:t>
+              <w:t>mean|Q(CHECK)|</w:t>
             </w:r>
           </w:p>
         </w:tc>
@@ -2365,7 +921,7 @@
                 <w:w w:val="95"/>
                 <w:spacing w:val="-8"/>
               </w:rPr>
-              <w:t>VIC-on</w:t>
+              <w:t>Q(CHECK) 범위(칩)</w:t>
             </w:r>
           </w:p>
         </w:tc>
@@ -2389,7 +945,7 @@
                 <w:w w:val="95"/>
                 <w:spacing w:val="-8"/>
               </w:rPr>
-              <w:t>Q(CHECK) pinned (|Q|&lt;1)</w:t>
+              <w:t>표준 MC (PURE)</w:t>
             </w:r>
           </w:p>
         </w:tc>
@@ -2411,7 +967,7 @@
                 <w:w w:val="95"/>
                 <w:spacing w:val="-8"/>
               </w:rPr>
-              <w:t>99.5%</w:t>
+              <w:t>4.48</w:t>
             </w:r>
           </w:p>
         </w:tc>
@@ -2433,7 +989,7 @@
                 <w:w w:val="95"/>
                 <w:spacing w:val="-8"/>
               </w:rPr>
-              <w:t>99.4%</w:t>
+              <w:t>[−72.9, +119.8]</w:t>
             </w:r>
           </w:p>
         </w:tc>
@@ -2457,7 +1013,7 @@
                 <w:w w:val="95"/>
                 <w:spacing w:val="-8"/>
               </w:rPr>
-              <w:t>zca_dominance (흡수)</w:t>
+              <w:t>비례배분 (PROP)</w:t>
             </w:r>
           </w:p>
         </w:tc>
@@ -2479,7 +1035,7 @@
                 <w:w w:val="95"/>
                 <w:spacing w:val="-8"/>
               </w:rPr>
-              <w:t>25.4%</w:t>
+              <w:t>0.00</w:t>
             </w:r>
           </w:p>
         </w:tc>
@@ -2501,7 +1057,7 @@
                 <w:w w:val="95"/>
                 <w:spacing w:val="-8"/>
               </w:rPr>
-              <w:t>7.8%</w:t>
+              <w:t>[0, 0]</w:t>
             </w:r>
           </w:p>
         </w:tc>
@@ -2527,7 +1083,7 @@
           <w:w w:val="95"/>
           <w:spacing w:val="-9"/>
         </w:rPr>
-        <w:t>결정적으로, VIC는 Q(CHECK)의 핀을 풀지 않는다(VIC-on도 약 99% pinned). 변하는 것은 흡수율로, CHECK가 음수 행동을 지배하는 비율이 25.4% → 7.8%로 약 3.3배 완화된다. 즉 VIC는 "참값을 0에서 멀리 옮기는" 처방이 아니라, 학습된 음수 행동의 영구 배제를 막는(argmax 흡수만 미세 음으로 해소하는) 처방이다. 진짜 미학습 행동의 0(탐색 가치)은 보존된다.</w:t>
+        <w:t>표준 MC에서 Q(CHECK)는 −73~+120칩으로 펼쳐지는 반면 비례배분에서는 정확히 0으로 붕괴한다. Lemma 2의 영-고정점이 실제 2,048-셀 시스템에서 직접 관측된다 — 학습 seed·표본과 무관한 구조적 사실이다.</w:t>
       </w:r>
     </w:p>
     <w:p>
@@ -2544,7 +1100,7 @@
           <w:w w:val="95"/>
           <w:spacing w:val="-10"/>
         </w:rPr>
-        <w:t>5.4 OOD/ID 해리 — VIC 인과 ablation (100k×5)</w:t>
+        <w:t>5.2 VIC가 고정점을 깬다 (방향은 맞고, 1칩은 임계 미달)</w:t>
       </w:r>
     </w:p>
     <w:p>
@@ -2561,7 +1117,7 @@
           <w:w w:val="95"/>
           <w:spacing w:val="-9"/>
         </w:rPr>
-        <w:t>학습 방식(single/cycle/mixed) × VIC(on/off)의 2×3 통제실험에서 VIC만 단일 변경하고 100k×5로 평가한다(&lt;Table 5&gt;, 전 런 학습 seed=42).</w:t>
+        <w:t>VIC(CHECK에 1칩 가상비용)는 &lt;Table 3&gt;처럼 Q(CHECK)를 0에서 떼어내고(0.00 → 0.11–0.15) CHECK가 공격 행동(RAISE류)을 흡수하는 셀 비율을 낮춘다.</w:t>
       </w:r>
     </w:p>
     <w:p>
@@ -2578,7 +1134,7 @@
           <w:w w:val="95"/>
           <w:spacing w:val="-9"/>
         </w:rPr>
-        <w:t>&lt;Table 5&gt; VIC 2×3 인과 ablation (mbb/g, 괄호=회차 SD)</w:t>
+        <w:t>&lt;Table 3&gt; VIC의 효과 / Effect of VIC (clean, 학습 seed=42, 100k×5)</w:t>
       </w:r>
     </w:p>
     <w:tbl>
@@ -2589,16 +1145,14 @@
         <w:tblLook w:firstColumn="1" w:firstRow="1" w:lastColumn="0" w:lastRow="0" w:noHBand="0" w:noVBand="1" w:val="04A0"/>
       </w:tblPr>
       <w:tblGrid>
-        <w:gridCol w:w="1728"/>
-        <w:gridCol w:w="1728"/>
-        <w:gridCol w:w="1728"/>
-        <w:gridCol w:w="1728"/>
-        <w:gridCol w:w="1728"/>
+        <w:gridCol w:w="2880"/>
+        <w:gridCol w:w="2880"/>
+        <w:gridCol w:w="2880"/>
       </w:tblGrid>
       <w:tr>
         <w:tc>
           <w:tcPr>
-            <w:tcW w:type="dxa" w:w="1728"/>
+            <w:tcW w:type="dxa" w:w="2880"/>
           </w:tcPr>
           <w:p>
             <w:pPr>
@@ -2614,13 +1168,13 @@
                 <w:w w:val="95"/>
                 <w:spacing w:val="-8"/>
               </w:rPr>
-              <w:t>방식</w:t>
+              <w:t>스킴</w:t>
             </w:r>
           </w:p>
         </w:tc>
         <w:tc>
           <w:tcPr>
-            <w:tcW w:type="dxa" w:w="1728"/>
+            <w:tcW w:type="dxa" w:w="2880"/>
           </w:tcPr>
           <w:p>
             <w:pPr>
@@ -2636,13 +1190,13 @@
                 <w:w w:val="95"/>
                 <w:spacing w:val="-8"/>
               </w:rPr>
-              <w:t>VIC</w:t>
+              <w:t>mean|Q(CHECK)| off→on</w:t>
             </w:r>
           </w:p>
         </w:tc>
         <w:tc>
           <w:tcPr>
-            <w:tcW w:type="dxa" w:w="1728"/>
+            <w:tcW w:type="dxa" w:w="2880"/>
           </w:tcPr>
           <w:p>
             <w:pPr>
@@ -2658,51 +1212,7 @@
                 <w:w w:val="95"/>
                 <w:spacing w:val="-8"/>
               </w:rPr>
-              <w:t>vs Random (OOD)</w:t>
-            </w:r>
-          </w:p>
-        </w:tc>
-        <w:tc>
-          <w:tcPr>
-            <w:tcW w:type="dxa" w:w="1728"/>
-          </w:tcPr>
-          <w:p>
-            <w:pPr>
-              <w:spacing w:line="276" w:lineRule="auto"/>
-              <w:jc w:val="center"/>
-            </w:pPr>
-            <w:r>
-              <w:rPr>
-                <w:rFonts w:ascii="신명조" w:hAnsi="신명조" w:eastAsia="신명조"/>
-                <w:b/>
-                <w:i w:val="0"/>
-                <w:sz w:val="17"/>
-                <w:w w:val="95"/>
-                <w:spacing w:val="-8"/>
-              </w:rPr>
-              <w:t>vs TAG (ID)</w:t>
-            </w:r>
-          </w:p>
-        </w:tc>
-        <w:tc>
-          <w:tcPr>
-            <w:tcW w:type="dxa" w:w="1728"/>
-          </w:tcPr>
-          <w:p>
-            <w:pPr>
-              <w:spacing w:line="276" w:lineRule="auto"/>
-              <w:jc w:val="center"/>
-            </w:pPr>
-            <w:r>
-              <w:rPr>
-                <w:rFonts w:ascii="신명조" w:hAnsi="신명조" w:eastAsia="신명조"/>
-                <w:b/>
-                <w:i w:val="0"/>
-                <w:sz w:val="17"/>
-                <w:w w:val="95"/>
-                <w:spacing w:val="-8"/>
-              </w:rPr>
-              <w:t>판정</w:t>
+              <w:t>CHECK의 공격 흡수율 off→on</w:t>
             </w:r>
           </w:p>
         </w:tc>
@@ -2710,7 +1220,7 @@
       <w:tr>
         <w:tc>
           <w:tcPr>
-            <w:tcW w:type="dxa" w:w="1728"/>
+            <w:tcW w:type="dxa" w:w="2880"/>
           </w:tcPr>
           <w:p>
             <w:pPr>
@@ -2732,7 +1242,7 @@
         </w:tc>
         <w:tc>
           <w:tcPr>
-            <w:tcW w:type="dxa" w:w="1728"/>
+            <w:tcW w:type="dxa" w:w="2880"/>
           </w:tcPr>
           <w:p>
             <w:pPr>
@@ -2748,13 +1258,13 @@
                 <w:w w:val="95"/>
                 <w:spacing w:val="-8"/>
               </w:rPr>
-              <w:t>on</w:t>
+              <w:t>0.00 → 0.11</w:t>
             </w:r>
           </w:p>
         </w:tc>
         <w:tc>
           <w:tcPr>
-            <w:tcW w:type="dxa" w:w="1728"/>
+            <w:tcW w:type="dxa" w:w="2880"/>
           </w:tcPr>
           <w:p>
             <w:pPr>
@@ -2770,51 +1280,7 @@
                 <w:w w:val="95"/>
                 <w:spacing w:val="-8"/>
               </w:rPr>
-              <w:t>+987.1 (76.7)</w:t>
-            </w:r>
-          </w:p>
-        </w:tc>
-        <w:tc>
-          <w:tcPr>
-            <w:tcW w:type="dxa" w:w="1728"/>
-          </w:tcPr>
-          <w:p>
-            <w:pPr>
-              <w:spacing w:line="276" w:lineRule="auto"/>
-              <w:jc w:val="center"/>
-            </w:pPr>
-            <w:r>
-              <w:rPr>
-                <w:rFonts w:ascii="신명조" w:hAnsi="신명조" w:eastAsia="신명조"/>
-                <w:b w:val="0"/>
-                <w:i w:val="0"/>
-                <w:sz w:val="17"/>
-                <w:w w:val="95"/>
-                <w:spacing w:val="-8"/>
-              </w:rPr>
-              <w:t>+940.4 (16.5)</w:t>
-            </w:r>
-          </w:p>
-        </w:tc>
-        <w:tc>
-          <w:tcPr>
-            <w:tcW w:type="dxa" w:w="1728"/>
-          </w:tcPr>
-          <w:p>
-            <w:pPr>
-              <w:spacing w:line="276" w:lineRule="auto"/>
-              <w:jc w:val="center"/>
-            </w:pPr>
-            <w:r>
-              <w:rPr>
-                <w:rFonts w:ascii="신명조" w:hAnsi="신명조" w:eastAsia="신명조"/>
-                <w:b w:val="0"/>
-                <w:i w:val="0"/>
-                <w:sz w:val="17"/>
-                <w:w w:val="95"/>
-                <w:spacing w:val="-8"/>
-              </w:rPr>
-              <w:t>동시 흑자</w:t>
+              <w:t>57.3% → 53.7%</w:t>
             </w:r>
           </w:p>
         </w:tc>
@@ -2822,119 +1288,7 @@
       <w:tr>
         <w:tc>
           <w:tcPr>
-            <w:tcW w:type="dxa" w:w="1728"/>
-          </w:tcPr>
-          <w:p>
-            <w:pPr>
-              <w:spacing w:line="276" w:lineRule="auto"/>
-              <w:jc w:val="center"/>
-            </w:pPr>
-            <w:r>
-              <w:rPr>
-                <w:rFonts w:ascii="신명조" w:hAnsi="신명조" w:eastAsia="신명조"/>
-                <w:b w:val="0"/>
-                <w:i w:val="0"/>
-                <w:sz w:val="17"/>
-                <w:w w:val="95"/>
-                <w:spacing w:val="-8"/>
-              </w:rPr>
-              <w:t>single</w:t>
-            </w:r>
-          </w:p>
-        </w:tc>
-        <w:tc>
-          <w:tcPr>
-            <w:tcW w:type="dxa" w:w="1728"/>
-          </w:tcPr>
-          <w:p>
-            <w:pPr>
-              <w:spacing w:line="276" w:lineRule="auto"/>
-              <w:jc w:val="center"/>
-            </w:pPr>
-            <w:r>
-              <w:rPr>
-                <w:rFonts w:ascii="신명조" w:hAnsi="신명조" w:eastAsia="신명조"/>
-                <w:b w:val="0"/>
-                <w:i w:val="0"/>
-                <w:sz w:val="17"/>
-                <w:w w:val="95"/>
-                <w:spacing w:val="-8"/>
-              </w:rPr>
-              <w:t>off</w:t>
-            </w:r>
-          </w:p>
-        </w:tc>
-        <w:tc>
-          <w:tcPr>
-            <w:tcW w:type="dxa" w:w="1728"/>
-          </w:tcPr>
-          <w:p>
-            <w:pPr>
-              <w:spacing w:line="276" w:lineRule="auto"/>
-              <w:jc w:val="center"/>
-            </w:pPr>
-            <w:r>
-              <w:rPr>
-                <w:rFonts w:ascii="신명조" w:hAnsi="신명조" w:eastAsia="신명조"/>
-                <w:b w:val="0"/>
-                <w:i w:val="0"/>
-                <w:sz w:val="17"/>
-                <w:w w:val="95"/>
-                <w:spacing w:val="-8"/>
-              </w:rPr>
-              <w:t>−3339.4 (143.8)</w:t>
-            </w:r>
-          </w:p>
-        </w:tc>
-        <w:tc>
-          <w:tcPr>
-            <w:tcW w:type="dxa" w:w="1728"/>
-          </w:tcPr>
-          <w:p>
-            <w:pPr>
-              <w:spacing w:line="276" w:lineRule="auto"/>
-              <w:jc w:val="center"/>
-            </w:pPr>
-            <w:r>
-              <w:rPr>
-                <w:rFonts w:ascii="신명조" w:hAnsi="신명조" w:eastAsia="신명조"/>
-                <w:b w:val="0"/>
-                <w:i w:val="0"/>
-                <w:sz w:val="17"/>
-                <w:w w:val="95"/>
-                <w:spacing w:val="-8"/>
-              </w:rPr>
-              <w:t>+795.9 (15.8)</w:t>
-            </w:r>
-          </w:p>
-        </w:tc>
-        <w:tc>
-          <w:tcPr>
-            <w:tcW w:type="dxa" w:w="1728"/>
-          </w:tcPr>
-          <w:p>
-            <w:pPr>
-              <w:spacing w:line="276" w:lineRule="auto"/>
-              <w:jc w:val="center"/>
-            </w:pPr>
-            <w:r>
-              <w:rPr>
-                <w:rFonts w:ascii="신명조" w:hAnsi="신명조" w:eastAsia="신명조"/>
-                <w:b w:val="0"/>
-                <w:i w:val="0"/>
-                <w:sz w:val="17"/>
-                <w:w w:val="95"/>
-                <w:spacing w:val="-8"/>
-              </w:rPr>
-              <w:t>OOD 붕괴</w:t>
-            </w:r>
-          </w:p>
-        </w:tc>
-      </w:tr>
-      <w:tr>
-        <w:tc>
-          <w:tcPr>
-            <w:tcW w:type="dxa" w:w="1728"/>
+            <w:tcW w:type="dxa" w:w="2880"/>
           </w:tcPr>
           <w:p>
             <w:pPr>
@@ -2956,7 +1310,7 @@
         </w:tc>
         <w:tc>
           <w:tcPr>
-            <w:tcW w:type="dxa" w:w="1728"/>
+            <w:tcW w:type="dxa" w:w="2880"/>
           </w:tcPr>
           <w:p>
             <w:pPr>
@@ -2972,13 +1326,13 @@
                 <w:w w:val="95"/>
                 <w:spacing w:val="-8"/>
               </w:rPr>
-              <w:t>on</w:t>
+              <w:t>0.00 → 0.15</w:t>
             </w:r>
           </w:p>
         </w:tc>
         <w:tc>
           <w:tcPr>
-            <w:tcW w:type="dxa" w:w="1728"/>
+            <w:tcW w:type="dxa" w:w="2880"/>
           </w:tcPr>
           <w:p>
             <w:pPr>
@@ -2994,51 +1348,7 @@
                 <w:w w:val="95"/>
                 <w:spacing w:val="-8"/>
               </w:rPr>
-              <w:t>+681.3 (51.4)</w:t>
-            </w:r>
-          </w:p>
-        </w:tc>
-        <w:tc>
-          <w:tcPr>
-            <w:tcW w:type="dxa" w:w="1728"/>
-          </w:tcPr>
-          <w:p>
-            <w:pPr>
-              <w:spacing w:line="276" w:lineRule="auto"/>
-              <w:jc w:val="center"/>
-            </w:pPr>
-            <w:r>
-              <w:rPr>
-                <w:rFonts w:ascii="신명조" w:hAnsi="신명조" w:eastAsia="신명조"/>
-                <w:b w:val="0"/>
-                <w:i w:val="0"/>
-                <w:sz w:val="17"/>
-                <w:w w:val="95"/>
-                <w:spacing w:val="-8"/>
-              </w:rPr>
-              <w:t>+868.3 (12.1)</w:t>
-            </w:r>
-          </w:p>
-        </w:tc>
-        <w:tc>
-          <w:tcPr>
-            <w:tcW w:type="dxa" w:w="1728"/>
-          </w:tcPr>
-          <w:p>
-            <w:pPr>
-              <w:spacing w:line="276" w:lineRule="auto"/>
-              <w:jc w:val="center"/>
-            </w:pPr>
-            <w:r>
-              <w:rPr>
-                <w:rFonts w:ascii="신명조" w:hAnsi="신명조" w:eastAsia="신명조"/>
-                <w:b w:val="0"/>
-                <w:i w:val="0"/>
-                <w:sz w:val="17"/>
-                <w:w w:val="95"/>
-                <w:spacing w:val="-8"/>
-              </w:rPr>
-              <w:t>동시 흑자</w:t>
+              <w:t>72.4% → 68.5%</w:t>
             </w:r>
           </w:p>
         </w:tc>
@@ -3046,119 +1356,7 @@
       <w:tr>
         <w:tc>
           <w:tcPr>
-            <w:tcW w:type="dxa" w:w="1728"/>
-          </w:tcPr>
-          <w:p>
-            <w:pPr>
-              <w:spacing w:line="276" w:lineRule="auto"/>
-              <w:jc w:val="center"/>
-            </w:pPr>
-            <w:r>
-              <w:rPr>
-                <w:rFonts w:ascii="신명조" w:hAnsi="신명조" w:eastAsia="신명조"/>
-                <w:b w:val="0"/>
-                <w:i w:val="0"/>
-                <w:sz w:val="17"/>
-                <w:w w:val="95"/>
-                <w:spacing w:val="-8"/>
-              </w:rPr>
-              <w:t>cycle</w:t>
-            </w:r>
-          </w:p>
-        </w:tc>
-        <w:tc>
-          <w:tcPr>
-            <w:tcW w:type="dxa" w:w="1728"/>
-          </w:tcPr>
-          <w:p>
-            <w:pPr>
-              <w:spacing w:line="276" w:lineRule="auto"/>
-              <w:jc w:val="center"/>
-            </w:pPr>
-            <w:r>
-              <w:rPr>
-                <w:rFonts w:ascii="신명조" w:hAnsi="신명조" w:eastAsia="신명조"/>
-                <w:b w:val="0"/>
-                <w:i w:val="0"/>
-                <w:sz w:val="17"/>
-                <w:w w:val="95"/>
-                <w:spacing w:val="-8"/>
-              </w:rPr>
-              <w:t>off</w:t>
-            </w:r>
-          </w:p>
-        </w:tc>
-        <w:tc>
-          <w:tcPr>
-            <w:tcW w:type="dxa" w:w="1728"/>
-          </w:tcPr>
-          <w:p>
-            <w:pPr>
-              <w:spacing w:line="276" w:lineRule="auto"/>
-              <w:jc w:val="center"/>
-            </w:pPr>
-            <w:r>
-              <w:rPr>
-                <w:rFonts w:ascii="신명조" w:hAnsi="신명조" w:eastAsia="신명조"/>
-                <w:b w:val="0"/>
-                <w:i w:val="0"/>
-                <w:sz w:val="17"/>
-                <w:w w:val="95"/>
-                <w:spacing w:val="-8"/>
-              </w:rPr>
-              <w:t>−346.5 (17.8)</w:t>
-            </w:r>
-          </w:p>
-        </w:tc>
-        <w:tc>
-          <w:tcPr>
-            <w:tcW w:type="dxa" w:w="1728"/>
-          </w:tcPr>
-          <w:p>
-            <w:pPr>
-              <w:spacing w:line="276" w:lineRule="auto"/>
-              <w:jc w:val="center"/>
-            </w:pPr>
-            <w:r>
-              <w:rPr>
-                <w:rFonts w:ascii="신명조" w:hAnsi="신명조" w:eastAsia="신명조"/>
-                <w:b w:val="0"/>
-                <w:i w:val="0"/>
-                <w:sz w:val="17"/>
-                <w:w w:val="95"/>
-                <w:spacing w:val="-8"/>
-              </w:rPr>
-              <w:t>+814.8 (4.4)</w:t>
-            </w:r>
-          </w:p>
-        </w:tc>
-        <w:tc>
-          <w:tcPr>
-            <w:tcW w:type="dxa" w:w="1728"/>
-          </w:tcPr>
-          <w:p>
-            <w:pPr>
-              <w:spacing w:line="276" w:lineRule="auto"/>
-              <w:jc w:val="center"/>
-            </w:pPr>
-            <w:r>
-              <w:rPr>
-                <w:rFonts w:ascii="신명조" w:hAnsi="신명조" w:eastAsia="신명조"/>
-                <w:b w:val="0"/>
-                <w:i w:val="0"/>
-                <w:sz w:val="17"/>
-                <w:w w:val="95"/>
-                <w:spacing w:val="-8"/>
-              </w:rPr>
-              <w:t>OOD 붕괴</w:t>
-            </w:r>
-          </w:p>
-        </w:tc>
-      </w:tr>
-      <w:tr>
-        <w:tc>
-          <w:tcPr>
-            <w:tcW w:type="dxa" w:w="1728"/>
+            <w:tcW w:type="dxa" w:w="2880"/>
           </w:tcPr>
           <w:p>
             <w:pPr>
@@ -3180,7 +1378,7 @@
         </w:tc>
         <w:tc>
           <w:tcPr>
-            <w:tcW w:type="dxa" w:w="1728"/>
+            <w:tcW w:type="dxa" w:w="2880"/>
           </w:tcPr>
           <w:p>
             <w:pPr>
@@ -3196,13 +1394,13 @@
                 <w:w w:val="95"/>
                 <w:spacing w:val="-8"/>
               </w:rPr>
-              <w:t>on</w:t>
+              <w:t>0.00 → 0.15</w:t>
             </w:r>
           </w:p>
         </w:tc>
         <w:tc>
           <w:tcPr>
-            <w:tcW w:type="dxa" w:w="1728"/>
+            <w:tcW w:type="dxa" w:w="2880"/>
           </w:tcPr>
           <w:p>
             <w:pPr>
@@ -3218,163 +1416,7 @@
                 <w:w w:val="95"/>
                 <w:spacing w:val="-8"/>
               </w:rPr>
-              <w:t>+1083.9 (110.5)</w:t>
-            </w:r>
-          </w:p>
-        </w:tc>
-        <w:tc>
-          <w:tcPr>
-            <w:tcW w:type="dxa" w:w="1728"/>
-          </w:tcPr>
-          <w:p>
-            <w:pPr>
-              <w:spacing w:line="276" w:lineRule="auto"/>
-              <w:jc w:val="center"/>
-            </w:pPr>
-            <w:r>
-              <w:rPr>
-                <w:rFonts w:ascii="신명조" w:hAnsi="신명조" w:eastAsia="신명조"/>
-                <w:b w:val="0"/>
-                <w:i w:val="0"/>
-                <w:sz w:val="17"/>
-                <w:w w:val="95"/>
-                <w:spacing w:val="-8"/>
-              </w:rPr>
-              <w:t>+885.2 (10.9)</w:t>
-            </w:r>
-          </w:p>
-        </w:tc>
-        <w:tc>
-          <w:tcPr>
-            <w:tcW w:type="dxa" w:w="1728"/>
-          </w:tcPr>
-          <w:p>
-            <w:pPr>
-              <w:spacing w:line="276" w:lineRule="auto"/>
-              <w:jc w:val="center"/>
-            </w:pPr>
-            <w:r>
-              <w:rPr>
-                <w:rFonts w:ascii="신명조" w:hAnsi="신명조" w:eastAsia="신명조"/>
-                <w:b w:val="0"/>
-                <w:i w:val="0"/>
-                <w:sz w:val="17"/>
-                <w:w w:val="95"/>
-                <w:spacing w:val="-8"/>
-              </w:rPr>
-              <w:t>동시 흑자</w:t>
-            </w:r>
-          </w:p>
-        </w:tc>
-      </w:tr>
-      <w:tr>
-        <w:tc>
-          <w:tcPr>
-            <w:tcW w:type="dxa" w:w="1728"/>
-          </w:tcPr>
-          <w:p>
-            <w:pPr>
-              <w:spacing w:line="276" w:lineRule="auto"/>
-              <w:jc w:val="center"/>
-            </w:pPr>
-            <w:r>
-              <w:rPr>
-                <w:rFonts w:ascii="신명조" w:hAnsi="신명조" w:eastAsia="신명조"/>
-                <w:b w:val="0"/>
-                <w:i w:val="0"/>
-                <w:sz w:val="17"/>
-                <w:w w:val="95"/>
-                <w:spacing w:val="-8"/>
-              </w:rPr>
-              <w:t>mixed</w:t>
-            </w:r>
-          </w:p>
-        </w:tc>
-        <w:tc>
-          <w:tcPr>
-            <w:tcW w:type="dxa" w:w="1728"/>
-          </w:tcPr>
-          <w:p>
-            <w:pPr>
-              <w:spacing w:line="276" w:lineRule="auto"/>
-              <w:jc w:val="center"/>
-            </w:pPr>
-            <w:r>
-              <w:rPr>
-                <w:rFonts w:ascii="신명조" w:hAnsi="신명조" w:eastAsia="신명조"/>
-                <w:b w:val="0"/>
-                <w:i w:val="0"/>
-                <w:sz w:val="17"/>
-                <w:w w:val="95"/>
-                <w:spacing w:val="-8"/>
-              </w:rPr>
-              <w:t>off</w:t>
-            </w:r>
-          </w:p>
-        </w:tc>
-        <w:tc>
-          <w:tcPr>
-            <w:tcW w:type="dxa" w:w="1728"/>
-          </w:tcPr>
-          <w:p>
-            <w:pPr>
-              <w:spacing w:line="276" w:lineRule="auto"/>
-              <w:jc w:val="center"/>
-            </w:pPr>
-            <w:r>
-              <w:rPr>
-                <w:rFonts w:ascii="신명조" w:hAnsi="신명조" w:eastAsia="신명조"/>
-                <w:b w:val="0"/>
-                <w:i w:val="0"/>
-                <w:sz w:val="17"/>
-                <w:w w:val="95"/>
-                <w:spacing w:val="-8"/>
-              </w:rPr>
-              <w:t>−1261.8 (22.5)</w:t>
-            </w:r>
-          </w:p>
-        </w:tc>
-        <w:tc>
-          <w:tcPr>
-            <w:tcW w:type="dxa" w:w="1728"/>
-          </w:tcPr>
-          <w:p>
-            <w:pPr>
-              <w:spacing w:line="276" w:lineRule="auto"/>
-              <w:jc w:val="center"/>
-            </w:pPr>
-            <w:r>
-              <w:rPr>
-                <w:rFonts w:ascii="신명조" w:hAnsi="신명조" w:eastAsia="신명조"/>
-                <w:b w:val="0"/>
-                <w:i w:val="0"/>
-                <w:sz w:val="17"/>
-                <w:w w:val="95"/>
-                <w:spacing w:val="-8"/>
-              </w:rPr>
-              <w:t>+791.2 (20.3)</w:t>
-            </w:r>
-          </w:p>
-        </w:tc>
-        <w:tc>
-          <w:tcPr>
-            <w:tcW w:type="dxa" w:w="1728"/>
-          </w:tcPr>
-          <w:p>
-            <w:pPr>
-              <w:spacing w:line="276" w:lineRule="auto"/>
-              <w:jc w:val="center"/>
-            </w:pPr>
-            <w:r>
-              <w:rPr>
-                <w:rFonts w:ascii="신명조" w:hAnsi="신명조" w:eastAsia="신명조"/>
-                <w:b w:val="0"/>
-                <w:i w:val="0"/>
-                <w:sz w:val="17"/>
-                <w:w w:val="95"/>
-                <w:spacing w:val="-8"/>
-              </w:rPr>
-              <w:t>OOD 붕괴</w:t>
+              <w:t>69.9% → 64.4%</w:t>
             </w:r>
           </w:p>
         </w:tc>
@@ -3388,7 +1430,7 @@
     </w:p>
     <w:p>
       <w:pPr>
-        <w:spacing w:after="80" w:before="0" w:line="384" w:lineRule="auto"/>
+        <w:spacing w:after="120" w:before="0" w:line="384" w:lineRule="auto"/>
         <w:jc w:val="both"/>
       </w:pPr>
       <w:r>
@@ -3400,24 +1442,24 @@
           <w:w w:val="95"/>
           <w:spacing w:val="-9"/>
         </w:rPr>
-        <w:t>세 방식 모두 VIC를 끄면 vs Random(OOD)이 큰 적자로 붕괴(−346~−3,339)하지만 vs TAG(ID)는 +791~+815로 유지된다. 즉 ZCA 흡수는 학습 분포 내 성능은 보존하면서 미학습 상대로의 일반화만 선택적으로 파괴한다. 이 부호반전 해리 자체가 본 연구의 진단 기여다.</w:t>
+        <w:t>VIC는 설계대로 고정점을 깬다(Q(CHECK)가 0을 벗어남). 그러나 흡수 감소는 약 4–6%p에 그친다. 이는 4장 임계와 정합한다 — 팟이 큰 결정점에서 1칩 가상비용의 비중(예: 팟 400에서 약 0.25%)은 임계 ε_min에 크게 미달하여 Q_vic(CHECK)≈0.1로, 음수 RAISE(예: −5)보다 여전히 높다. 즉 1칩은 고정점을 깨되 흡수를 해소할 만큼은 아니다. 충분한 임계비용의 설정은 후속 과제다.</w:t>
       </w:r>
     </w:p>
     <w:p>
       <w:pPr>
-        <w:spacing w:after="80" w:before="120" w:line="312" w:lineRule="auto"/>
-        <w:jc w:val="left"/>
+        <w:spacing w:after="240" w:before="120" w:line="312" w:lineRule="auto"/>
+        <w:jc w:val="center"/>
       </w:pPr>
       <w:r>
         <w:rPr>
           <w:rFonts w:ascii="신명조" w:hAnsi="신명조" w:eastAsia="신명조"/>
           <w:b/>
           <w:i w:val="0"/>
-          <w:sz w:val="20"/>
+          <w:sz w:val="24"/>
           <w:w w:val="95"/>
-          <w:spacing w:val="-10"/>
+          <w:spacing w:val="-12"/>
         </w:rPr>
-        <w:t>5.5 표준 MC로의 우회는 해가 아니다 (Pure vs Prop)</w:t>
+        <w:t>6. 한계와 방법론적 부정적 결과 (정직)</w:t>
       </w:r>
     </w:p>
     <w:p>
@@ -3434,405 +1476,8 @@
           <w:w w:val="95"/>
           <w:spacing w:val="-9"/>
         </w:rPr>
-        <w:t>"애초에 표준 MC를 썼으면 ZCA가 없지 않냐"는 반박을 직접 검정한다. mixed 학습과 100% 매칭하고 기여도 배분만 PURE로 바꾼 단일 변경의 100k×5 결과(&lt;Table 6&gt;).</w:t>
+        <w:t>(1) 방어 가능(견고): 비례배분의 영-고정점 이론(3장)과 실측(5.1, Q(CHECK)=0)은 학습 seed·표본과 무관하다. VIC가 고정점을 깬다는 사실(5.2, 0→0.11)도 구조적이다.</w:t>
       </w:r>
-    </w:p>
-    <w:p>
-      <w:pPr>
-        <w:spacing w:after="40" w:before="0" w:line="312" w:lineRule="auto"/>
-        <w:jc w:val="center"/>
-      </w:pPr>
-      <w:r>
-        <w:rPr>
-          <w:rFonts w:ascii="신명조" w:hAnsi="신명조" w:eastAsia="신명조"/>
-          <w:b/>
-          <w:i w:val="0"/>
-          <w:sz w:val="18"/>
-          <w:w w:val="95"/>
-          <w:spacing w:val="-9"/>
-        </w:rPr>
-        <w:t>&lt;Table 6&gt; Pure vs Prop (mixed, 100k×5, mbb/g)</w:t>
-      </w:r>
-    </w:p>
-    <w:tbl>
-      <w:tblPr>
-        <w:tblStyle w:val="TableGrid"/>
-        <w:tblW w:type="auto" w:w="0"/>
-        <w:jc w:val="center"/>
-        <w:tblLook w:firstColumn="1" w:firstRow="1" w:lastColumn="0" w:lastRow="0" w:noHBand="0" w:noVBand="1" w:val="04A0"/>
-      </w:tblPr>
-      <w:tblGrid>
-        <w:gridCol w:w="2160"/>
-        <w:gridCol w:w="2160"/>
-        <w:gridCol w:w="2160"/>
-        <w:gridCol w:w="2160"/>
-      </w:tblGrid>
-      <w:tr>
-        <w:tc>
-          <w:tcPr>
-            <w:tcW w:type="dxa" w:w="2160"/>
-          </w:tcPr>
-          <w:p>
-            <w:pPr>
-              <w:spacing w:line="276" w:lineRule="auto"/>
-              <w:jc w:val="center"/>
-            </w:pPr>
-            <w:r>
-              <w:rPr>
-                <w:rFonts w:ascii="신명조" w:hAnsi="신명조" w:eastAsia="신명조"/>
-                <w:b/>
-                <w:i w:val="0"/>
-                <w:sz w:val="17"/>
-                <w:w w:val="95"/>
-                <w:spacing w:val="-8"/>
-              </w:rPr>
-              <w:t>기여도 배분</w:t>
-            </w:r>
-          </w:p>
-        </w:tc>
-        <w:tc>
-          <w:tcPr>
-            <w:tcW w:type="dxa" w:w="2160"/>
-          </w:tcPr>
-          <w:p>
-            <w:pPr>
-              <w:spacing w:line="276" w:lineRule="auto"/>
-              <w:jc w:val="center"/>
-            </w:pPr>
-            <w:r>
-              <w:rPr>
-                <w:rFonts w:ascii="신명조" w:hAnsi="신명조" w:eastAsia="신명조"/>
-                <w:b/>
-                <w:i w:val="0"/>
-                <w:sz w:val="17"/>
-                <w:w w:val="95"/>
-                <w:spacing w:val="-8"/>
-              </w:rPr>
-              <w:t>vs Random</w:t>
-            </w:r>
-          </w:p>
-        </w:tc>
-        <w:tc>
-          <w:tcPr>
-            <w:tcW w:type="dxa" w:w="2160"/>
-          </w:tcPr>
-          <w:p>
-            <w:pPr>
-              <w:spacing w:line="276" w:lineRule="auto"/>
-              <w:jc w:val="center"/>
-            </w:pPr>
-            <w:r>
-              <w:rPr>
-                <w:rFonts w:ascii="신명조" w:hAnsi="신명조" w:eastAsia="신명조"/>
-                <w:b/>
-                <w:i w:val="0"/>
-                <w:sz w:val="17"/>
-                <w:w w:val="95"/>
-                <w:spacing w:val="-8"/>
-              </w:rPr>
-              <w:t>vs TAG</w:t>
-            </w:r>
-          </w:p>
-        </w:tc>
-        <w:tc>
-          <w:tcPr>
-            <w:tcW w:type="dxa" w:w="2160"/>
-          </w:tcPr>
-          <w:p>
-            <w:pPr>
-              <w:spacing w:line="276" w:lineRule="auto"/>
-              <w:jc w:val="center"/>
-            </w:pPr>
-            <w:r>
-              <w:rPr>
-                <w:rFonts w:ascii="신명조" w:hAnsi="신명조" w:eastAsia="신명조"/>
-                <w:b/>
-                <w:i w:val="0"/>
-                <w:sz w:val="17"/>
-                <w:w w:val="95"/>
-                <w:spacing w:val="-8"/>
-              </w:rPr>
-              <w:t>판정</w:t>
-            </w:r>
-          </w:p>
-        </w:tc>
-      </w:tr>
-      <w:tr>
-        <w:tc>
-          <w:tcPr>
-            <w:tcW w:type="dxa" w:w="2160"/>
-          </w:tcPr>
-          <w:p>
-            <w:pPr>
-              <w:spacing w:line="276" w:lineRule="auto"/>
-              <w:jc w:val="center"/>
-            </w:pPr>
-            <w:r>
-              <w:rPr>
-                <w:rFonts w:ascii="신명조" w:hAnsi="신명조" w:eastAsia="신명조"/>
-                <w:b w:val="0"/>
-                <w:i w:val="0"/>
-                <w:sz w:val="17"/>
-                <w:w w:val="95"/>
-                <w:spacing w:val="-8"/>
-              </w:rPr>
-              <w:t>PURE</w:t>
-            </w:r>
-          </w:p>
-        </w:tc>
-        <w:tc>
-          <w:tcPr>
-            <w:tcW w:type="dxa" w:w="2160"/>
-          </w:tcPr>
-          <w:p>
-            <w:pPr>
-              <w:spacing w:line="276" w:lineRule="auto"/>
-              <w:jc w:val="center"/>
-            </w:pPr>
-            <w:r>
-              <w:rPr>
-                <w:rFonts w:ascii="신명조" w:hAnsi="신명조" w:eastAsia="신명조"/>
-                <w:b w:val="0"/>
-                <w:i w:val="0"/>
-                <w:sz w:val="17"/>
-                <w:w w:val="95"/>
-                <w:spacing w:val="-8"/>
-              </w:rPr>
-              <w:t>+12.0 (38.8)</w:t>
-            </w:r>
-          </w:p>
-        </w:tc>
-        <w:tc>
-          <w:tcPr>
-            <w:tcW w:type="dxa" w:w="2160"/>
-          </w:tcPr>
-          <w:p>
-            <w:pPr>
-              <w:spacing w:line="276" w:lineRule="auto"/>
-              <w:jc w:val="center"/>
-            </w:pPr>
-            <w:r>
-              <w:rPr>
-                <w:rFonts w:ascii="신명조" w:hAnsi="신명조" w:eastAsia="신명조"/>
-                <w:b w:val="0"/>
-                <w:i w:val="0"/>
-                <w:sz w:val="17"/>
-                <w:w w:val="95"/>
-                <w:spacing w:val="-8"/>
-              </w:rPr>
-              <w:t>+76.4 (8.8)</w:t>
-            </w:r>
-          </w:p>
-        </w:tc>
-        <w:tc>
-          <w:tcPr>
-            <w:tcW w:type="dxa" w:w="2160"/>
-          </w:tcPr>
-          <w:p>
-            <w:pPr>
-              <w:spacing w:line="276" w:lineRule="auto"/>
-              <w:jc w:val="center"/>
-            </w:pPr>
-            <w:r>
-              <w:rPr>
-                <w:rFonts w:ascii="신명조" w:hAnsi="신명조" w:eastAsia="신명조"/>
-                <w:b w:val="0"/>
-                <w:i w:val="0"/>
-                <w:sz w:val="17"/>
-                <w:w w:val="95"/>
-                <w:spacing w:val="-8"/>
-              </w:rPr>
-              <w:t>약·브레이크이븐</w:t>
-            </w:r>
-          </w:p>
-        </w:tc>
-      </w:tr>
-      <w:tr>
-        <w:tc>
-          <w:tcPr>
-            <w:tcW w:type="dxa" w:w="2160"/>
-          </w:tcPr>
-          <w:p>
-            <w:pPr>
-              <w:spacing w:line="276" w:lineRule="auto"/>
-              <w:jc w:val="center"/>
-            </w:pPr>
-            <w:r>
-              <w:rPr>
-                <w:rFonts w:ascii="신명조" w:hAnsi="신명조" w:eastAsia="신명조"/>
-                <w:b w:val="0"/>
-                <w:i w:val="0"/>
-                <w:sz w:val="17"/>
-                <w:w w:val="95"/>
-                <w:spacing w:val="-8"/>
-              </w:rPr>
-              <w:t>PROP + VIC-on</w:t>
-            </w:r>
-          </w:p>
-        </w:tc>
-        <w:tc>
-          <w:tcPr>
-            <w:tcW w:type="dxa" w:w="2160"/>
-          </w:tcPr>
-          <w:p>
-            <w:pPr>
-              <w:spacing w:line="276" w:lineRule="auto"/>
-              <w:jc w:val="center"/>
-            </w:pPr>
-            <w:r>
-              <w:rPr>
-                <w:rFonts w:ascii="신명조" w:hAnsi="신명조" w:eastAsia="신명조"/>
-                <w:b w:val="0"/>
-                <w:i w:val="0"/>
-                <w:sz w:val="17"/>
-                <w:w w:val="95"/>
-                <w:spacing w:val="-8"/>
-              </w:rPr>
-              <w:t>+1083.9 (110.5)</w:t>
-            </w:r>
-          </w:p>
-        </w:tc>
-        <w:tc>
-          <w:tcPr>
-            <w:tcW w:type="dxa" w:w="2160"/>
-          </w:tcPr>
-          <w:p>
-            <w:pPr>
-              <w:spacing w:line="276" w:lineRule="auto"/>
-              <w:jc w:val="center"/>
-            </w:pPr>
-            <w:r>
-              <w:rPr>
-                <w:rFonts w:ascii="신명조" w:hAnsi="신명조" w:eastAsia="신명조"/>
-                <w:b w:val="0"/>
-                <w:i w:val="0"/>
-                <w:sz w:val="17"/>
-                <w:w w:val="95"/>
-                <w:spacing w:val="-8"/>
-              </w:rPr>
-              <w:t>+885.2 (10.9)</w:t>
-            </w:r>
-          </w:p>
-        </w:tc>
-        <w:tc>
-          <w:tcPr>
-            <w:tcW w:type="dxa" w:w="2160"/>
-          </w:tcPr>
-          <w:p>
-            <w:pPr>
-              <w:spacing w:line="276" w:lineRule="auto"/>
-              <w:jc w:val="center"/>
-            </w:pPr>
-            <w:r>
-              <w:rPr>
-                <w:rFonts w:ascii="신명조" w:hAnsi="신명조" w:eastAsia="신명조"/>
-                <w:b w:val="0"/>
-                <w:i w:val="0"/>
-                <w:sz w:val="17"/>
-                <w:w w:val="95"/>
-                <w:spacing w:val="-8"/>
-              </w:rPr>
-              <w:t>동시 흑자</w:t>
-            </w:r>
-          </w:p>
-        </w:tc>
-      </w:tr>
-      <w:tr>
-        <w:tc>
-          <w:tcPr>
-            <w:tcW w:type="dxa" w:w="2160"/>
-          </w:tcPr>
-          <w:p>
-            <w:pPr>
-              <w:spacing w:line="276" w:lineRule="auto"/>
-              <w:jc w:val="center"/>
-            </w:pPr>
-            <w:r>
-              <w:rPr>
-                <w:rFonts w:ascii="신명조" w:hAnsi="신명조" w:eastAsia="신명조"/>
-                <w:b w:val="0"/>
-                <w:i w:val="0"/>
-                <w:sz w:val="17"/>
-                <w:w w:val="95"/>
-                <w:spacing w:val="-8"/>
-              </w:rPr>
-              <w:t>PROP + VIC-off</w:t>
-            </w:r>
-          </w:p>
-        </w:tc>
-        <w:tc>
-          <w:tcPr>
-            <w:tcW w:type="dxa" w:w="2160"/>
-          </w:tcPr>
-          <w:p>
-            <w:pPr>
-              <w:spacing w:line="276" w:lineRule="auto"/>
-              <w:jc w:val="center"/>
-            </w:pPr>
-            <w:r>
-              <w:rPr>
-                <w:rFonts w:ascii="신명조" w:hAnsi="신명조" w:eastAsia="신명조"/>
-                <w:b w:val="0"/>
-                <w:i w:val="0"/>
-                <w:sz w:val="17"/>
-                <w:w w:val="95"/>
-                <w:spacing w:val="-8"/>
-              </w:rPr>
-              <w:t>−1261.8 (22.5)</w:t>
-            </w:r>
-          </w:p>
-        </w:tc>
-        <w:tc>
-          <w:tcPr>
-            <w:tcW w:type="dxa" w:w="2160"/>
-          </w:tcPr>
-          <w:p>
-            <w:pPr>
-              <w:spacing w:line="276" w:lineRule="auto"/>
-              <w:jc w:val="center"/>
-            </w:pPr>
-            <w:r>
-              <w:rPr>
-                <w:rFonts w:ascii="신명조" w:hAnsi="신명조" w:eastAsia="신명조"/>
-                <w:b w:val="0"/>
-                <w:i w:val="0"/>
-                <w:sz w:val="17"/>
-                <w:w w:val="95"/>
-                <w:spacing w:val="-8"/>
-              </w:rPr>
-              <w:t>+791.2 (20.3)</w:t>
-            </w:r>
-          </w:p>
-        </w:tc>
-        <w:tc>
-          <w:tcPr>
-            <w:tcW w:type="dxa" w:w="2160"/>
-          </w:tcPr>
-          <w:p>
-            <w:pPr>
-              <w:spacing w:line="276" w:lineRule="auto"/>
-              <w:jc w:val="center"/>
-            </w:pPr>
-            <w:r>
-              <w:rPr>
-                <w:rFonts w:ascii="신명조" w:hAnsi="신명조" w:eastAsia="신명조"/>
-                <w:b w:val="0"/>
-                <w:i w:val="0"/>
-                <w:sz w:val="17"/>
-                <w:w w:val="95"/>
-                <w:spacing w:val="-8"/>
-              </w:rPr>
-              <w:t>OOD 붕괴</w:t>
-            </w:r>
-          </w:p>
-        </w:tc>
-      </w:tr>
-    </w:tbl>
-    <w:p>
-      <w:pPr>
-        <w:spacing w:after="80" w:before="0" w:line="384" w:lineRule="auto"/>
-        <w:jc w:val="both"/>
-      </w:pPr>
     </w:p>
     <w:p>
       <w:pPr>
@@ -3848,24 +1493,41 @@
           <w:w w:val="95"/>
           <w:spacing w:val="-9"/>
         </w:rPr>
-        <w:t>PURE는 ZCA가 없어도(&lt;Table 3&gt;처럼 Q(CHECK)가 ±100칩 분포) 어디서나 약하다(+12/+76, PROP+VIC 대비 vs TAG는 약 12배, vs Random은 그보다 훨씬 큰 폭으로 열위). 따라서 VIC의 가치는 "ZCA 제거" 자체가 아니라 저분산 비례 기여도를 보존한 채 고정점 흡수만 해제하는 데 있다.</w:t>
+        <w:t>(2) credit-배분 구현 인공물(발견·정정): 학습 구현은 한 에피소드의 총투자가 0인 경우(전부 CHECK 또는 전부 FOLD) 비례 분배가 미정의라 균등 분배(payoff/n)로 폴백한다. 이 폴백은 비용 0 행동에 비(非)비례 credit을 누출시킨다. 폴백을 0-credit으로 교정한 통제런과 원본의 단일변수 비교에서, 폴백 유무가 평가 성능을 크게 흔듦을 확인했다(예: mixed-off vs Random −362 vs −1,262 mbb/g). 따라서 폴백이 포함된 초기 평가의 절대 수치는 인공물을 포함한다. 본 결과는 단일 seed가 결과를 오도할 수 있다는 재현성 문헌[10][11][12]과 정합한다.</w:t>
       </w:r>
     </w:p>
     <w:p>
       <w:pPr>
-        <w:spacing w:after="80" w:before="120" w:line="312" w:lineRule="auto"/>
-        <w:jc w:val="left"/>
+        <w:spacing w:after="80" w:before="0" w:line="384" w:lineRule="auto"/>
+        <w:jc w:val="both"/>
       </w:pPr>
       <w:r>
         <w:rPr>
           <w:rFonts w:ascii="신명조" w:hAnsi="신명조" w:eastAsia="신명조"/>
-          <w:b/>
+          <w:b w:val="0"/>
           <w:i w:val="0"/>
-          <w:sz w:val="20"/>
+          <w:sz w:val="18"/>
           <w:w w:val="95"/>
-          <w:spacing w:val="-10"/>
+          <w:spacing w:val="-9"/>
         </w:rPr>
-        <w:t>5.6 정직한 부정적 결과 — 학습-seed 취약성</w:t>
+        <w:t>(3) 일반화는 본 연구의 주장이 아니다: 폴백을 교정한 통제런(seed=42, 100k×5)에서 VIC-on의 미학습(OOD) 상대 성능은 VIC-off와 차이가 없었다(예: mixed on/off vs Random −400/−362). 따라서 "VIC가 분포 외 일반화를 좌우한다"는 강한 주장은 본 연구가 지지하지 않으며, 본 논문은 VIC를 일반화 처방이 아니라 고정점을 깨는 메커니즘으로만 주장한다.</w:t>
+      </w:r>
+    </w:p>
+    <w:p>
+      <w:pPr>
+        <w:spacing w:after="80" w:before="0" w:line="384" w:lineRule="auto"/>
+        <w:jc w:val="both"/>
+      </w:pPr>
+      <w:r>
+        <w:rPr>
+          <w:rFonts w:ascii="신명조" w:hAnsi="신명조" w:eastAsia="신명조"/>
+          <w:b w:val="0"/>
+          <w:i w:val="0"/>
+          <w:sz w:val="18"/>
+          <w:w w:val="95"/>
+          <w:spacing w:val="-9"/>
+        </w:rPr>
+        <w:t>(4) ZCA는 다(多)행동 현상: FOLD도 비용 0이라 같은 영-고정점을 가지며, 베팅에 직면한 결정점에서 FOLD=0이 음수 행동을 지배한다(다만 대부분은 정당한 폴드이며 CHECK와 동시 합법이 아니라 직접 경쟁하지 않는다). VIC는 CHECK에만 개입하므로 FOLD의 고정점은 다루지 않는다 — 비용 0 행동 전반에 대한 처방은 향후 과제다.</w:t>
       </w:r>
     </w:p>
     <w:p>
@@ -3882,41 +1544,7 @@
           <w:w w:val="95"/>
           <w:spacing w:val="-9"/>
         </w:rPr>
-        <w:t>&lt;Table 5&gt;의 깨끗한 해리는 전 런이 학습 seed=42 단일이라는 한계를 갖는다(회차 SD는 평가 분산이지 학습 분산이 아니다). 학습 seed를 1–5로 바꾼 sweep에서, ID(vs TAG) 보존은 전 seed에서 유지되나 OOD(vs Random) 성패는 ±수백~수천 mbb/g로 요동했다 — cycle/mixed의 VIC-on은 5개 중 3개에서 음(−)으로, single의 VIC-off는 5개 중 4개에서 흑자로 나타나 seed=42의 극단값이 대표값이 아님이 드러났다. 따라서 "VIC가 분포 일반화의 필요조건"이라는 강한 인과 주장은 본 연구가 지지하지 않으며, 이는 단일 seed가 결과를 오도할 수 있다는 재현성 문헌[10][11][12]과 정합하는 부정적 결과다. 단, 5.2–5.3의 구조적 측정(영-고정점, 흡수율 완화)은 학습 seed와 무관한 사실이며, seed 의존적인 것은 5.4의 OOD 성능 크기다 — 양자는 별개 층위다.</w:t>
-      </w:r>
-    </w:p>
-    <w:p>
-      <w:pPr>
-        <w:spacing w:after="240" w:before="120" w:line="312" w:lineRule="auto"/>
-        <w:jc w:val="center"/>
-      </w:pPr>
-      <w:r>
-        <w:rPr>
-          <w:rFonts w:ascii="신명조" w:hAnsi="신명조" w:eastAsia="신명조"/>
-          <w:b/>
-          <w:i w:val="0"/>
-          <w:sz w:val="24"/>
-          <w:w w:val="95"/>
-          <w:spacing w:val="-12"/>
-        </w:rPr>
-        <w:t>6. 논의와 한계</w:t>
-      </w:r>
-    </w:p>
-    <w:p>
-      <w:pPr>
-        <w:spacing w:after="120" w:before="0" w:line="384" w:lineRule="auto"/>
-        <w:jc w:val="both"/>
-      </w:pPr>
-      <w:r>
-        <w:rPr>
-          <w:rFonts w:ascii="신명조" w:hAnsi="신명조" w:eastAsia="신명조"/>
-          <w:b w:val="0"/>
-          <w:i w:val="0"/>
-          <w:sz w:val="18"/>
-          <w:w w:val="95"/>
-          <w:spacing w:val="-9"/>
-        </w:rPr>
-        <w:t>본 연구는 증명하는 것과 증명하지 않는 것을 분리한다. (1) 방어 가능(robust): 비례배분이 비용 0 행동에 영-고정점을 남긴다는 이론(3장)과 그 실측(5.2, 약 69배 붕괴)은 학습 seed·표본과 무관하다. VIC가 흡수율을 완화한다는 측정(5.3, 25.4%→7.8%)도 구조적이다. (2) 약하거나 미검증: OOD 일반화 성능의 크기와 그 인과(5.4)는 학습 seed에 의존하며(5.6), VIC의 성능 우월성이 고정 페널티 등 무정보 처방 대비 유의한지는 실제 MDP의 seed-sweep 통제비교가 필요하다. (3) 신규성의 경계: ZCA의 부품(null-player 공리·return-equivalence·낙관적 초기화·PBRS≡Q-init)은 모두 알려져 있고 VIC는 PBRS≡Q-init 등가[7] 틀 안에 있어 알고리즘 신규성은 제한적이다 — 기여는 알려진 구조의 미보고 실패 모드를 명명·형식화하고 실제 시스템에서 측정하며 범위를 정직히 분리한 데 있다. (4) 단일 추상화·단일 게임에 한정된다.</w:t>
+        <w:t>(5) 범위: 단일 추상화·단일 게임에 한정된다.</w:t>
       </w:r>
     </w:p>
     <w:p>
@@ -3950,7 +1578,7 @@
           <w:w w:val="95"/>
           <w:spacing w:val="-9"/>
         </w:rPr>
-        <w:t>본 연구는 tabular Monte-Carlo 비례배분 기여도가 비용 0 행동에 남기는 구조적 병리를 영-기여 흡수(ZCA)로 명명하고, 이를 세 축에서 닫았다 — toy MDP에서 영-고정점과 흡수를 증명하고(낙관적 초기화와 고정점 수준에서 구별), 실제 2,048-셀 봇에서 Q(CHECK)의 약 69배 붕괴와 흡수율을 측정하며, 최소 가상비용 VIC가 그 흡수를 25.4%→7.8%로 완화하고 미학습 상대 일반화를 선택적으로 좌우함을 보였다. 동시에 학습-seed 취약성으로 강한 인과 주장이 재현되지 않음을 부정적 결과로 정직하게 보고하였다. 본 사례연구의 가치는 성능이 아니라, 구조적 기여도 배분의 병리를 증명·측정·완화·정직한 한계 보고로 일관되게 다룬 데 있다.</w:t>
+        <w:t>본 연구는 tabular Monte-Carlo 비례배분 기여도가 비용 0 행동에 남기는 구조적 병리를 영-기여 흡수(ZCA)로 명명하고, toy MDP에서 영-고정점과 흡수를 증명하며 실제 2,048-셀 봇에서 Q(CHECK)=0을 직접 측정하였다. ZCA는 낙관적 초기화와 고정점 수준에서 질적으로 구별된다. 최소 가상비용 VIC는 그 고정점을 설계대로 깨나(Q(CHECK) 0→0.11), 1칩은 유도된 임계 ε_min에 미달하여 흡수 해소는 부분적이며 충분한 임계비용은 후속 과제다. 아울러 평가에서 발견한 credit-배분 인공물과 그것이 만든 허위 일반화 신호를 정직하게 보고하였다. 본 사례연구의 가치는, 구조적 기여도 배분의 병리를 증명·측정하고 최소 처방의 작동·한계를 정직하게 규명한 데 있다.</w:t>
       </w:r>
     </w:p>
     <w:p>
